--- a/assets/henry-reith-resume.docx
+++ b/assets/henry-reith-resume.docx
@@ -279,14 +279,7 @@
           <w:sz w:val="20"/>
           <w:szCs w:val="20"/>
         </w:rPr>
-        <w:t xml:space="preserve">Sold enterprise contracts at ~45k ACV &amp; SMB at ~12k ACV </w:t>
-      </w:r>
-      <w:r>
-        <w:rPr>
-          <w:sz w:val="20"/>
-          <w:szCs w:val="20"/>
-        </w:rPr>
-        <w:t>closing on half a million ARR</w:t>
+        <w:t>Sold enterprise contracts at ~45k ACV &amp; SMB at ~12k ACV closing on half a million ARR</w:t>
       </w:r>
       <w:r>
         <w:rPr>
@@ -346,14 +339,56 @@
           <w:sz w:val="20"/>
           <w:szCs w:val="20"/>
         </w:rPr>
-        <w:t xml:space="preserve"> Microsoft to 3,000 users on freemium tier</w:t>
+        <w:t xml:space="preserve"> Microsoft</w:t>
       </w:r>
       <w:r>
         <w:rPr>
           <w:sz w:val="20"/>
           <w:szCs w:val="20"/>
         </w:rPr>
-        <w:t xml:space="preserve"> (deprecated to focus on enterprise) </w:t>
+        <w:t xml:space="preserve"> Word</w:t>
+      </w:r>
+      <w:r>
+        <w:rPr>
+          <w:sz w:val="20"/>
+          <w:szCs w:val="20"/>
+        </w:rPr>
+        <w:t xml:space="preserve"> to 3,000 users on freemium tier</w:t>
+      </w:r>
+      <w:r>
+        <w:rPr>
+          <w:sz w:val="20"/>
+          <w:szCs w:val="20"/>
+        </w:rPr>
+        <w:t xml:space="preserve"> (deprecated </w:t>
+      </w:r>
+      <w:r>
+        <w:rPr>
+          <w:sz w:val="20"/>
+          <w:szCs w:val="20"/>
+        </w:rPr>
+        <w:t xml:space="preserve">free tier </w:t>
+      </w:r>
+      <w:r>
+        <w:rPr>
+          <w:sz w:val="20"/>
+          <w:szCs w:val="20"/>
+        </w:rPr>
+        <w:t xml:space="preserve">to focus on </w:t>
+      </w:r>
+      <w:r>
+        <w:rPr>
+          <w:sz w:val="20"/>
+          <w:szCs w:val="20"/>
+        </w:rPr>
+        <w:t xml:space="preserve">selling to </w:t>
+      </w:r>
+      <w:r>
+        <w:rPr>
+          <w:sz w:val="20"/>
+          <w:szCs w:val="20"/>
+        </w:rPr>
+        <w:t xml:space="preserve">enterprise) </w:t>
       </w:r>
     </w:p>
     <w:p>
@@ -376,7 +411,14 @@
           <w:sz w:val="20"/>
           <w:szCs w:val="20"/>
         </w:rPr>
-        <w:t xml:space="preserve"> At Flywheel Digital | </w:t>
+        <w:t>,</w:t>
+      </w:r>
+      <w:r>
+        <w:rPr>
+          <w:sz w:val="20"/>
+          <w:szCs w:val="20"/>
+        </w:rPr>
+        <w:t xml:space="preserve"> Flywheel Digital | </w:t>
       </w:r>
       <w:r>
         <w:rPr>
@@ -548,7 +590,35 @@
           <w:sz w:val="20"/>
           <w:szCs w:val="20"/>
         </w:rPr>
-        <w:t xml:space="preserve">Developed relationships with Amazon Account Executives and Customers to build </w:t>
+        <w:t xml:space="preserve">Developed relationships with Amazon </w:t>
+      </w:r>
+      <w:r>
+        <w:rPr>
+          <w:sz w:val="20"/>
+          <w:szCs w:val="20"/>
+        </w:rPr>
+        <w:t>e</w:t>
+      </w:r>
+      <w:r>
+        <w:rPr>
+          <w:sz w:val="20"/>
+          <w:szCs w:val="20"/>
+        </w:rPr>
+        <w:t xml:space="preserve">xecutives and </w:t>
+      </w:r>
+      <w:r>
+        <w:rPr>
+          <w:sz w:val="20"/>
+          <w:szCs w:val="20"/>
+        </w:rPr>
+        <w:t>c</w:t>
+      </w:r>
+      <w:r>
+        <w:rPr>
+          <w:sz w:val="20"/>
+          <w:szCs w:val="20"/>
+        </w:rPr>
+        <w:t xml:space="preserve">ustomers to build </w:t>
       </w:r>
       <w:hyperlink r:id="rId10" w:history="1">
         <w:r>
@@ -557,23 +627,7 @@
             <w:sz w:val="20"/>
             <w:szCs w:val="20"/>
           </w:rPr>
-          <w:t>case st</w:t>
-        </w:r>
-        <w:r>
-          <w:rPr>
-            <w:rStyle w:val="Hyperlink"/>
-            <w:sz w:val="20"/>
-            <w:szCs w:val="20"/>
-          </w:rPr>
-          <w:t>u</w:t>
-        </w:r>
-        <w:r>
-          <w:rPr>
-            <w:rStyle w:val="Hyperlink"/>
-            <w:sz w:val="20"/>
-            <w:szCs w:val="20"/>
-          </w:rPr>
-          <w:t>dies</w:t>
+          <w:t>case studies</w:t>
         </w:r>
       </w:hyperlink>
       <w:r>
@@ -581,7 +635,21 @@
           <w:sz w:val="20"/>
           <w:szCs w:val="20"/>
         </w:rPr>
-        <w:t xml:space="preserve"> to expand partner network and drive inbound. </w:t>
+        <w:t xml:space="preserve"> to expand partner network and drive inbound</w:t>
+      </w:r>
+      <w:r>
+        <w:rPr>
+          <w:sz w:val="20"/>
+          <w:szCs w:val="20"/>
+        </w:rPr>
+        <w:t xml:space="preserve"> for Flywheel</w:t>
+      </w:r>
+      <w:r>
+        <w:rPr>
+          <w:sz w:val="20"/>
+          <w:szCs w:val="20"/>
+        </w:rPr>
+        <w:t xml:space="preserve">. </w:t>
       </w:r>
     </w:p>
     <w:p>
@@ -617,7 +685,21 @@
           <w:sz w:val="20"/>
           <w:szCs w:val="20"/>
         </w:rPr>
-        <w:t xml:space="preserve">SR </w:t>
+        <w:t>S</w:t>
+      </w:r>
+      <w:r>
+        <w:rPr>
+          <w:sz w:val="20"/>
+          <w:szCs w:val="20"/>
+        </w:rPr>
+        <w:t>Enior</w:t>
+      </w:r>
+      <w:r>
+        <w:rPr>
+          <w:sz w:val="20"/>
+          <w:szCs w:val="20"/>
+        </w:rPr>
+        <w:t xml:space="preserve"> </w:t>
       </w:r>
       <w:r>
         <w:rPr>
@@ -631,14 +713,14 @@
           <w:sz w:val="20"/>
           <w:szCs w:val="20"/>
         </w:rPr>
-        <w:t xml:space="preserve"> At</w:t>
+        <w:t xml:space="preserve">, </w:t>
       </w:r>
       <w:r>
         <w:rPr>
           <w:sz w:val="20"/>
           <w:szCs w:val="20"/>
         </w:rPr>
-        <w:t xml:space="preserve"> Flywheel Digital | </w:t>
+        <w:t xml:space="preserve">Flywheel Digital | </w:t>
       </w:r>
       <w:r>
         <w:rPr>
@@ -790,7 +872,7 @@
           <w:sz w:val="20"/>
           <w:szCs w:val="20"/>
         </w:rPr>
-        <w:t>Design</w:t>
+        <w:t>Perform</w:t>
       </w:r>
       <w:r>
         <w:rPr>
@@ -804,21 +886,7 @@
           <w:sz w:val="20"/>
           <w:szCs w:val="20"/>
         </w:rPr>
-        <w:t xml:space="preserve"> and operationalize</w:t>
-      </w:r>
-      <w:r>
-        <w:rPr>
-          <w:sz w:val="20"/>
-          <w:szCs w:val="20"/>
-        </w:rPr>
-        <w:t>d</w:t>
-      </w:r>
-      <w:r>
-        <w:rPr>
-          <w:sz w:val="20"/>
-          <w:szCs w:val="20"/>
-        </w:rPr>
-        <w:t xml:space="preserve"> decision tree-based classification models to understand correlation within sales analysis. Perform ETL processes to collect, aggregate and visualize large volumes of data utilizing parallelization, distributed compute and optimization techniques</w:t>
+        <w:t xml:space="preserve"> ETL processes to collect, aggregate and visualize large volumes of data utilizing parallelization, distributed compute and optimization techniques</w:t>
       </w:r>
       <w:r>
         <w:rPr>
@@ -896,7 +964,14 @@
           <w:sz w:val="20"/>
           <w:szCs w:val="20"/>
         </w:rPr>
-        <w:t xml:space="preserve"> At Flywheel Digital | </w:t>
+        <w:t>,</w:t>
+      </w:r>
+      <w:r>
+        <w:rPr>
+          <w:sz w:val="20"/>
+          <w:szCs w:val="20"/>
+        </w:rPr>
+        <w:t xml:space="preserve"> Flywheel Digital | </w:t>
       </w:r>
       <w:r>
         <w:rPr>
@@ -1063,6 +1138,27 @@
           <w:sz w:val="20"/>
           <w:szCs w:val="20"/>
         </w:rPr>
+        <w:t>/</w:t>
+      </w:r>
+      <w:r>
+        <w:rPr>
+          <w:sz w:val="20"/>
+          <w:szCs w:val="20"/>
+        </w:rPr>
+        <w:t xml:space="preserve"> </w:t>
+      </w:r>
+      <w:r>
+        <w:rPr>
+          <w:sz w:val="20"/>
+          <w:szCs w:val="20"/>
+        </w:rPr>
+        <w:t>intern</w:t>
+      </w:r>
+      <w:r>
+        <w:rPr>
+          <w:sz w:val="20"/>
+          <w:szCs w:val="20"/>
+        </w:rPr>
         <w:t xml:space="preserve"> at Flywheel Digital</w:t>
       </w:r>
       <w:r>
@@ -1077,14 +1173,14 @@
           <w:sz w:val="20"/>
           <w:szCs w:val="20"/>
         </w:rPr>
-        <w:t xml:space="preserve">, </w:t>
+        <w:t xml:space="preserve"> &amp;</w:t>
       </w:r>
       <w:r>
         <w:rPr>
           <w:sz w:val="20"/>
           <w:szCs w:val="20"/>
         </w:rPr>
-        <w:t>Summer 2017</w:t>
+        <w:t xml:space="preserve"> 2017</w:t>
       </w:r>
     </w:p>
     <w:p>
@@ -1198,15 +1294,37 @@
           <w:sz w:val="20"/>
           <w:szCs w:val="20"/>
         </w:rPr>
-        <w:t xml:space="preserve"> – Johns Hopkins University</w:t>
+        <w:t xml:space="preserve"> – </w:t>
       </w:r>
       <w:r>
         <w:rPr>
-          <w:i/>
+          <w:iCs/>
           <w:sz w:val="20"/>
           <w:szCs w:val="20"/>
         </w:rPr>
-        <w:t xml:space="preserve">. </w:t>
+        <w:t xml:space="preserve">Johns Hopkins </w:t>
+      </w:r>
+      <w:r>
+        <w:rPr>
+          <w:iCs/>
+          <w:sz w:val="20"/>
+          <w:szCs w:val="20"/>
+        </w:rPr>
+        <w:t xml:space="preserve">University </w:t>
+      </w:r>
+      <w:r>
+        <w:rPr>
+          <w:sz w:val="20"/>
+          <w:szCs w:val="20"/>
+        </w:rPr>
+        <w:t>|</w:t>
+      </w:r>
+      <w:r>
+        <w:rPr>
+          <w:sz w:val="20"/>
+          <w:szCs w:val="20"/>
+        </w:rPr>
+        <w:t xml:space="preserve"> </w:t>
       </w:r>
       <w:r>
         <w:rPr>
@@ -1221,13 +1339,6 @@
           <w:szCs w:val="20"/>
         </w:rPr>
         <w:t>2023</w:t>
-      </w:r>
-      <w:r>
-        <w:rPr>
-          <w:sz w:val="20"/>
-          <w:szCs w:val="20"/>
-        </w:rPr>
-        <w:t xml:space="preserve">. </w:t>
       </w:r>
     </w:p>
     <w:p>
@@ -1245,79 +1356,7 @@
             <w:sz w:val="20"/>
             <w:szCs w:val="20"/>
           </w:rPr>
-          <w:t>Pub</w:t>
-        </w:r>
-        <w:r>
-          <w:rPr>
-            <w:rStyle w:val="Hyperlink"/>
-            <w:sz w:val="20"/>
-            <w:szCs w:val="20"/>
-          </w:rPr>
-          <w:t>l</w:t>
-        </w:r>
-        <w:r>
-          <w:rPr>
-            <w:rStyle w:val="Hyperlink"/>
-            <w:sz w:val="20"/>
-            <w:szCs w:val="20"/>
-          </w:rPr>
-          <w:t>ishe</w:t>
-        </w:r>
-        <w:r>
-          <w:rPr>
-            <w:rStyle w:val="Hyperlink"/>
-            <w:sz w:val="20"/>
-            <w:szCs w:val="20"/>
-          </w:rPr>
-          <w:t>d</w:t>
-        </w:r>
-        <w:r>
-          <w:rPr>
-            <w:rStyle w:val="Hyperlink"/>
-            <w:sz w:val="20"/>
-            <w:szCs w:val="20"/>
-          </w:rPr>
-          <w:t xml:space="preserve"> </w:t>
-        </w:r>
-        <w:r>
-          <w:rPr>
-            <w:rStyle w:val="Hyperlink"/>
-            <w:sz w:val="20"/>
-            <w:szCs w:val="20"/>
-          </w:rPr>
-          <w:t>A</w:t>
-        </w:r>
-        <w:r>
-          <w:rPr>
-            <w:rStyle w:val="Hyperlink"/>
-            <w:sz w:val="20"/>
-            <w:szCs w:val="20"/>
-          </w:rPr>
-          <w:t>I</w:t>
-        </w:r>
-        <w:r>
-          <w:rPr>
-            <w:rStyle w:val="Hyperlink"/>
-            <w:sz w:val="20"/>
-            <w:szCs w:val="20"/>
-          </w:rPr>
-          <w:t xml:space="preserve"> Rese</w:t>
-        </w:r>
-        <w:r>
-          <w:rPr>
-            <w:rStyle w:val="Hyperlink"/>
-            <w:sz w:val="20"/>
-            <w:szCs w:val="20"/>
-          </w:rPr>
-          <w:t>a</w:t>
-        </w:r>
-        <w:r>
-          <w:rPr>
-            <w:rStyle w:val="Hyperlink"/>
-            <w:sz w:val="20"/>
-            <w:szCs w:val="20"/>
-          </w:rPr>
-          <w:t>rch</w:t>
+          <w:t>Published AI Research</w:t>
         </w:r>
       </w:hyperlink>
       <w:r>
@@ -1339,21 +1378,7 @@
           <w:sz w:val="20"/>
           <w:szCs w:val="20"/>
         </w:rPr>
-        <w:t xml:space="preserve"> eye tracking data to predict and detect neurological disease</w:t>
-      </w:r>
-      <w:r>
-        <w:rPr>
-          <w:sz w:val="20"/>
-          <w:szCs w:val="20"/>
-        </w:rPr>
-        <w:t xml:space="preserve"> such as stroke or MS</w:t>
-      </w:r>
-      <w:r>
-        <w:rPr>
-          <w:sz w:val="20"/>
-          <w:szCs w:val="20"/>
-        </w:rPr>
-        <w:t xml:space="preserve">. </w:t>
+        <w:t xml:space="preserve"> eye tracking data to predict and detect neurological disease. </w:t>
       </w:r>
     </w:p>
     <w:p>
@@ -1488,7 +1513,7 @@
       </w:r>
       <w:r>
         <w:rPr>
-          <w:i/>
+          <w:iCs/>
           <w:sz w:val="20"/>
           <w:szCs w:val="20"/>
         </w:rPr>
@@ -1499,7 +1524,14 @@
           <w:sz w:val="20"/>
           <w:szCs w:val="20"/>
         </w:rPr>
-        <w:t>,</w:t>
+        <w:t xml:space="preserve"> </w:t>
+      </w:r>
+      <w:r>
+        <w:rPr>
+          <w:sz w:val="20"/>
+          <w:szCs w:val="20"/>
+        </w:rPr>
+        <w:t>|</w:t>
       </w:r>
       <w:r>
         <w:rPr>
@@ -1521,13 +1553,6 @@
           <w:szCs w:val="20"/>
         </w:rPr>
         <w:t>8</w:t>
-      </w:r>
-      <w:r>
-        <w:rPr>
-          <w:sz w:val="20"/>
-          <w:szCs w:val="20"/>
-        </w:rPr>
-        <w:t xml:space="preserve">. </w:t>
       </w:r>
     </w:p>
     <w:p>
@@ -1843,7 +1868,6 @@
     <w:lvl w:ilvl="0">
       <w:start w:val="1"/>
       <w:numFmt w:val="bullet"/>
-      <w:pStyle w:val="ListBullet"/>
       <w:lvlText w:val="·"/>
       <w:lvlJc w:val="left"/>
       <w:pPr>
@@ -28851,15 +28875,16 @@
     <w:rsid w:val="00293BC5"/>
     <w:rsid w:val="00465BA4"/>
     <w:rsid w:val="0059563A"/>
-    <w:rsid w:val="00766C23"/>
     <w:rsid w:val="00792138"/>
     <w:rsid w:val="007E368B"/>
     <w:rsid w:val="008C6756"/>
     <w:rsid w:val="009A0EC1"/>
     <w:rsid w:val="009A308F"/>
     <w:rsid w:val="00C56774"/>
+    <w:rsid w:val="00C94566"/>
     <w:rsid w:val="00CE609C"/>
     <w:rsid w:val="00CE7D6F"/>
+    <w:rsid w:val="00E75D1D"/>
     <w:rsid w:val="00EC67A4"/>
     <w:rsid w:val="00F2420B"/>
     <w:rsid w:val="00F4063C"/>

--- a/assets/henry-reith-resume.docx
+++ b/assets/henry-reith-resume.docx
@@ -7,13 +7,15 @@
         <w:pStyle w:val="Title"/>
         <w:jc w:val="center"/>
         <w:rPr>
-          <w:sz w:val="40"/>
+          <w:sz w:val="44"/>
+          <w:szCs w:val="24"/>
         </w:rPr>
       </w:pPr>
       <w:sdt>
         <w:sdtPr>
           <w:rPr>
-            <w:sz w:val="40"/>
+            <w:sz w:val="44"/>
+            <w:szCs w:val="24"/>
           </w:rPr>
           <w:alias w:val="Enter your name:"/>
           <w:tag w:val=""/>
@@ -28,19 +30,22 @@
         <w:sdtContent>
           <w:r>
             <w:rPr>
-              <w:sz w:val="40"/>
+              <w:sz w:val="44"/>
+              <w:szCs w:val="24"/>
             </w:rPr>
             <w:t>Henry James Gavag</w:t>
           </w:r>
           <w:r>
             <w:rPr>
-              <w:sz w:val="40"/>
+              <w:sz w:val="44"/>
+              <w:szCs w:val="24"/>
             </w:rPr>
             <w:t>a</w:t>
           </w:r>
           <w:r>
             <w:rPr>
-              <w:sz w:val="40"/>
+              <w:sz w:val="44"/>
+              <w:szCs w:val="24"/>
             </w:rPr>
             <w:t>n Reith</w:t>
           </w:r>
@@ -124,15 +129,38 @@
         </w:rPr>
         <w:t xml:space="preserve"> | </w:t>
       </w:r>
+      <w:hyperlink r:id="rId8" w:history="1">
+        <w:r>
+          <w:rPr>
+            <w:rStyle w:val="Hyperlink"/>
+            <w:rFonts w:eastAsiaTheme="minorEastAsia"/>
+            <w:sz w:val="18"/>
+            <w:lang w:eastAsia="en-US"/>
+          </w:rPr>
+          <w:t>henry.reith@mccarren.ai</w:t>
+        </w:r>
+      </w:hyperlink>
       <w:r>
         <w:rPr>
           <w:rStyle w:val="Hyperlink"/>
           <w:rFonts w:eastAsiaTheme="minorEastAsia"/>
           <w:sz w:val="18"/>
+          <w:u w:val="none"/>
           <w:lang w:eastAsia="en-US"/>
         </w:rPr>
-        <w:t>henry.reith@mccarren.ai</w:t>
+        <w:t xml:space="preserve"> | </w:t>
       </w:r>
+      <w:hyperlink r:id="rId9" w:history="1">
+        <w:r>
+          <w:rPr>
+            <w:rStyle w:val="Hyperlink"/>
+            <w:rFonts w:eastAsiaTheme="minorEastAsia"/>
+            <w:sz w:val="18"/>
+            <w:lang w:eastAsia="en-US"/>
+          </w:rPr>
+          <w:t>Website</w:t>
+        </w:r>
+      </w:hyperlink>
     </w:p>
     <w:sdt>
       <w:sdtPr>
@@ -153,7 +181,7 @@
           </w:pPr>
           <w:r>
             <w:rPr>
-              <w:szCs w:val="28"/>
+              <w:sz w:val="32"/>
             </w:rPr>
             <w:t>Experience</w:t>
           </w:r>
@@ -164,82 +192,48 @@
       <w:pPr>
         <w:pStyle w:val="Heading2"/>
         <w:rPr>
-          <w:sz w:val="20"/>
-          <w:szCs w:val="20"/>
+          <w:sz w:val="21"/>
+          <w:szCs w:val="21"/>
         </w:rPr>
       </w:pPr>
       <w:bookmarkStart w:id="0" w:name="_Hlk42636388"/>
       <w:r>
         <w:rPr>
-          <w:sz w:val="20"/>
-          <w:szCs w:val="20"/>
+          <w:sz w:val="21"/>
+          <w:szCs w:val="21"/>
         </w:rPr>
-        <w:t>Co-Founder, McCarren ai</w:t>
+        <w:t xml:space="preserve">Co-Founder, </w:t>
       </w:r>
+      <w:hyperlink r:id="rId10" w:history="1">
+        <w:r>
+          <w:rPr>
+            <w:rStyle w:val="Hyperlink"/>
+            <w:sz w:val="21"/>
+            <w:szCs w:val="21"/>
+          </w:rPr>
+          <w:t>McCarren ai</w:t>
+        </w:r>
+      </w:hyperlink>
       <w:r>
         <w:rPr>
-          <w:sz w:val="20"/>
-          <w:szCs w:val="20"/>
+          <w:sz w:val="21"/>
+          <w:szCs w:val="21"/>
         </w:rPr>
         <w:t xml:space="preserve"> | </w:t>
       </w:r>
       <w:r>
         <w:rPr>
-          <w:sz w:val="20"/>
-          <w:szCs w:val="20"/>
+          <w:sz w:val="21"/>
+          <w:szCs w:val="21"/>
         </w:rPr>
-        <w:t>January 2024</w:t>
+        <w:t>FEBRUARY</w:t>
       </w:r>
       <w:r>
         <w:rPr>
-          <w:sz w:val="20"/>
-          <w:szCs w:val="20"/>
+          <w:sz w:val="21"/>
+          <w:szCs w:val="21"/>
         </w:rPr>
-        <w:t xml:space="preserve"> – Present</w:t>
-      </w:r>
-    </w:p>
-    <w:p>
-      <w:pPr>
-        <w:pStyle w:val="ListBullet"/>
-        <w:numPr>
-          <w:ilvl w:val="0"/>
-          <w:numId w:val="19"/>
-        </w:numPr>
-        <w:rPr>
-          <w:sz w:val="20"/>
-          <w:szCs w:val="20"/>
-        </w:rPr>
-      </w:pPr>
-      <w:hyperlink r:id="rId8" w:history="1">
-        <w:r>
-          <w:rPr>
-            <w:rStyle w:val="Hyperlink"/>
-            <w:sz w:val="20"/>
-            <w:szCs w:val="20"/>
-          </w:rPr>
-          <w:t>McCarren</w:t>
-        </w:r>
-      </w:hyperlink>
-      <w:r>
-        <w:rPr>
-          <w:sz w:val="20"/>
-          <w:szCs w:val="20"/>
-        </w:rPr>
-        <w:t xml:space="preserve"> </w:t>
-      </w:r>
-      <w:r>
-        <w:rPr>
-          <w:sz w:val="20"/>
-          <w:szCs w:val="20"/>
-        </w:rPr>
-        <w:t>builds AI agents to help</w:t>
-      </w:r>
-      <w:r>
-        <w:rPr>
-          <w:sz w:val="20"/>
-          <w:szCs w:val="20"/>
-        </w:rPr>
-        <w:t xml:space="preserve"> government contractors win government contracts. </w:t>
+        <w:t xml:space="preserve"> 2024 – Present</w:t>
       </w:r>
     </w:p>
     <w:p>
@@ -259,7 +253,7 @@
           <w:sz w:val="20"/>
           <w:szCs w:val="20"/>
         </w:rPr>
-        <w:t xml:space="preserve">Built GTM engine consisting of outbound motions, distribution partners &amp; in person events. </w:t>
+        <w:t>Building AI software for government contractors focused on opportunity discovery, proposal generation, and document automation.</w:t>
       </w:r>
     </w:p>
     <w:p>
@@ -279,21 +273,26 @@
           <w:sz w:val="20"/>
           <w:szCs w:val="20"/>
         </w:rPr>
-        <w:t>Sold enterprise contracts at ~45k ACV &amp; SMB at ~12k ACV closing on half a million ARR</w:t>
+        <w:t xml:space="preserve">Built </w:t>
       </w:r>
+      <w:hyperlink r:id="rId11" w:history="1">
+        <w:proofErr w:type="spellStart"/>
+        <w:r>
+          <w:rPr>
+            <w:rStyle w:val="Hyperlink"/>
+            <w:sz w:val="20"/>
+            <w:szCs w:val="20"/>
+          </w:rPr>
+          <w:t>Doco</w:t>
+        </w:r>
+        <w:proofErr w:type="spellEnd"/>
+      </w:hyperlink>
       <w:r>
         <w:rPr>
           <w:sz w:val="20"/>
           <w:szCs w:val="20"/>
         </w:rPr>
-        <w:t xml:space="preserve"> with </w:t>
-      </w:r>
-      <w:r>
-        <w:rPr>
-          <w:sz w:val="20"/>
-          <w:szCs w:val="20"/>
-        </w:rPr>
-        <w:t>67.7% MoM growth (99th Stripe percentile)</w:t>
+        <w:t>, an AI-native Microsoft Word add-in used by 3,000+ users for drafting and editing complex proposals and documents.</w:t>
       </w:r>
     </w:p>
     <w:p>
@@ -313,87 +312,16 @@
           <w:sz w:val="20"/>
           <w:szCs w:val="20"/>
         </w:rPr>
-        <w:t xml:space="preserve">Built &amp; grew </w:t>
-      </w:r>
-      <w:hyperlink r:id="rId9" w:history="1">
-        <w:proofErr w:type="spellStart"/>
-        <w:r>
-          <w:rPr>
-            <w:rStyle w:val="Hyperlink"/>
-            <w:sz w:val="20"/>
-            <w:szCs w:val="20"/>
-          </w:rPr>
-          <w:t>Doco</w:t>
-        </w:r>
-        <w:proofErr w:type="spellEnd"/>
-      </w:hyperlink>
-      <w:r>
-        <w:rPr>
-          <w:sz w:val="20"/>
-          <w:szCs w:val="20"/>
-        </w:rPr>
-        <w:t>, an AI Agent in</w:t>
-      </w:r>
-      <w:r>
-        <w:rPr>
-          <w:sz w:val="20"/>
-          <w:szCs w:val="20"/>
-        </w:rPr>
-        <w:t xml:space="preserve"> Microsoft</w:t>
-      </w:r>
-      <w:r>
-        <w:rPr>
-          <w:sz w:val="20"/>
-          <w:szCs w:val="20"/>
-        </w:rPr>
-        <w:t xml:space="preserve"> Word</w:t>
-      </w:r>
-      <w:r>
-        <w:rPr>
-          <w:sz w:val="20"/>
-          <w:szCs w:val="20"/>
-        </w:rPr>
-        <w:t xml:space="preserve"> to 3,000 users on freemium tier</w:t>
-      </w:r>
-      <w:r>
-        <w:rPr>
-          <w:sz w:val="20"/>
-          <w:szCs w:val="20"/>
-        </w:rPr>
-        <w:t xml:space="preserve"> (deprecated </w:t>
-      </w:r>
-      <w:r>
-        <w:rPr>
-          <w:sz w:val="20"/>
-          <w:szCs w:val="20"/>
-        </w:rPr>
-        <w:t xml:space="preserve">free tier </w:t>
-      </w:r>
-      <w:r>
-        <w:rPr>
-          <w:sz w:val="20"/>
-          <w:szCs w:val="20"/>
-        </w:rPr>
-        <w:t xml:space="preserve">to focus on </w:t>
-      </w:r>
-      <w:r>
-        <w:rPr>
-          <w:sz w:val="20"/>
-          <w:szCs w:val="20"/>
-        </w:rPr>
-        <w:t xml:space="preserve">selling to </w:t>
-      </w:r>
-      <w:r>
-        <w:rPr>
-          <w:sz w:val="20"/>
-          <w:szCs w:val="20"/>
-        </w:rPr>
-        <w:t xml:space="preserve">enterprise) </w:t>
+        <w:t>Led GTM strategy across outbound sales, partnerships, and in-person industry events.</w:t>
       </w:r>
     </w:p>
     <w:p>
       <w:pPr>
-        <w:pStyle w:val="Heading2"/>
+        <w:pStyle w:val="ListBullet"/>
+        <w:numPr>
+          <w:ilvl w:val="0"/>
+          <w:numId w:val="19"/>
+        </w:numPr>
         <w:rPr>
           <w:sz w:val="20"/>
           <w:szCs w:val="20"/>
@@ -404,56 +332,106 @@
           <w:sz w:val="20"/>
           <w:szCs w:val="20"/>
         </w:rPr>
-        <w:t>Technical Advisor</w:t>
+        <w:t>Closed enterprise contracts averaging ~$45K ACV and SMB contracts averaging ~$12K ACV.</w:t>
       </w:r>
+    </w:p>
+    <w:p>
+      <w:pPr>
+        <w:pStyle w:val="ListBullet"/>
+        <w:numPr>
+          <w:ilvl w:val="0"/>
+          <w:numId w:val="19"/>
+        </w:numPr>
+        <w:rPr>
+          <w:sz w:val="20"/>
+          <w:szCs w:val="20"/>
+        </w:rPr>
+      </w:pPr>
       <w:r>
         <w:rPr>
           <w:sz w:val="20"/>
           <w:szCs w:val="20"/>
         </w:rPr>
+        <w:t>Designed and shipped AI workflows for RFP response generation, retrieval-augmented document search, and proposal automation.</w:t>
+      </w:r>
+    </w:p>
+    <w:p>
+      <w:pPr>
+        <w:pStyle w:val="Heading2"/>
+        <w:rPr>
+          <w:sz w:val="21"/>
+          <w:szCs w:val="21"/>
+        </w:rPr>
+      </w:pPr>
+      <w:r>
+        <w:rPr>
+          <w:sz w:val="21"/>
+          <w:szCs w:val="21"/>
+        </w:rPr>
+        <w:t>Technical Advisor</w:t>
+      </w:r>
+      <w:r>
+        <w:rPr>
+          <w:sz w:val="21"/>
+          <w:szCs w:val="21"/>
+        </w:rPr>
         <w:t>,</w:t>
       </w:r>
       <w:r>
         <w:rPr>
-          <w:sz w:val="20"/>
-          <w:szCs w:val="20"/>
+          <w:sz w:val="21"/>
+          <w:szCs w:val="21"/>
         </w:rPr>
         <w:t xml:space="preserve"> Flywheel Digital | </w:t>
       </w:r>
       <w:r>
         <w:rPr>
-          <w:sz w:val="20"/>
-          <w:szCs w:val="20"/>
+          <w:sz w:val="21"/>
+          <w:szCs w:val="21"/>
         </w:rPr>
-        <w:t>December</w:t>
+        <w:t>FEBRUARY</w:t>
       </w:r>
       <w:r>
         <w:rPr>
-          <w:sz w:val="20"/>
-          <w:szCs w:val="20"/>
+          <w:sz w:val="21"/>
+          <w:szCs w:val="21"/>
         </w:rPr>
         <w:t xml:space="preserve"> 202</w:t>
       </w:r>
       <w:r>
         <w:rPr>
-          <w:sz w:val="20"/>
-          <w:szCs w:val="20"/>
+          <w:sz w:val="21"/>
+          <w:szCs w:val="21"/>
         </w:rPr>
         <w:t>2</w:t>
       </w:r>
       <w:r>
         <w:rPr>
-          <w:sz w:val="20"/>
-          <w:szCs w:val="20"/>
+          <w:sz w:val="21"/>
+          <w:szCs w:val="21"/>
         </w:rPr>
         <w:t xml:space="preserve"> – </w:t>
       </w:r>
       <w:r>
         <w:rPr>
-          <w:sz w:val="20"/>
-          <w:szCs w:val="20"/>
+          <w:sz w:val="21"/>
+          <w:szCs w:val="21"/>
         </w:rPr>
-        <w:t>December 2023</w:t>
+        <w:t>January</w:t>
+      </w:r>
+      <w:r>
+        <w:rPr>
+          <w:sz w:val="21"/>
+          <w:szCs w:val="21"/>
+        </w:rPr>
+        <w:t xml:space="preserve"> 202</w:t>
+      </w:r>
+      <w:r>
+        <w:rPr>
+          <w:sz w:val="21"/>
+          <w:szCs w:val="21"/>
+        </w:rPr>
+        <w:t>4</w:t>
       </w:r>
     </w:p>
     <w:p>
@@ -556,21 +534,7 @@
           <w:sz w:val="20"/>
           <w:szCs w:val="20"/>
         </w:rPr>
-        <w:t xml:space="preserve">Managed a team of 5 research engineers to build and develop </w:t>
-      </w:r>
-      <w:r>
-        <w:rPr>
-          <w:sz w:val="20"/>
-          <w:szCs w:val="20"/>
-        </w:rPr>
-        <w:t>early-stage</w:t>
-      </w:r>
-      <w:r>
-        <w:rPr>
-          <w:sz w:val="20"/>
-          <w:szCs w:val="20"/>
-        </w:rPr>
-        <w:t xml:space="preserve"> products for the organization. </w:t>
+        <w:t xml:space="preserve">Spent time with enterprise customers to drive adoption of our AI products and identify opportunities to automate. </w:t>
       </w:r>
     </w:p>
     <w:p>
@@ -590,66 +554,84 @@
           <w:sz w:val="20"/>
           <w:szCs w:val="20"/>
         </w:rPr>
-        <w:t xml:space="preserve">Developed relationships with Amazon </w:t>
+        <w:t xml:space="preserve">Managed a team of 5 research engineers </w:t>
       </w:r>
       <w:r>
         <w:rPr>
           <w:sz w:val="20"/>
           <w:szCs w:val="20"/>
         </w:rPr>
-        <w:t>e</w:t>
+        <w:t xml:space="preserve">building </w:t>
       </w:r>
       <w:r>
         <w:rPr>
           <w:sz w:val="20"/>
           <w:szCs w:val="20"/>
         </w:rPr>
-        <w:t xml:space="preserve">xecutives and </w:t>
+        <w:t>early-stage</w:t>
       </w:r>
       <w:r>
         <w:rPr>
           <w:sz w:val="20"/>
           <w:szCs w:val="20"/>
         </w:rPr>
-        <w:t>c</w:t>
+        <w:t xml:space="preserve"> AI</w:t>
       </w:r>
       <w:r>
         <w:rPr>
           <w:sz w:val="20"/>
           <w:szCs w:val="20"/>
         </w:rPr>
-        <w:t xml:space="preserve">ustomers to build </w:t>
-      </w:r>
-      <w:hyperlink r:id="rId10" w:history="1">
-        <w:r>
-          <w:rPr>
-            <w:rStyle w:val="Hyperlink"/>
-            <w:sz w:val="20"/>
-            <w:szCs w:val="20"/>
-          </w:rPr>
-          <w:t>case studies</w:t>
-        </w:r>
-      </w:hyperlink>
-      <w:r>
-        <w:rPr>
-          <w:sz w:val="20"/>
-          <w:szCs w:val="20"/>
-        </w:rPr>
-        <w:t xml:space="preserve"> to expand partner network and drive inbound</w:t>
+        <w:t xml:space="preserve"> product</w:t>
       </w:r>
       <w:r>
         <w:rPr>
           <w:sz w:val="20"/>
           <w:szCs w:val="20"/>
         </w:rPr>
-        <w:t xml:space="preserve"> for Flywheel</w:t>
+        <w:t>s</w:t>
       </w:r>
       <w:r>
         <w:rPr>
           <w:sz w:val="20"/>
           <w:szCs w:val="20"/>
         </w:rPr>
-        <w:t xml:space="preserve">. </w:t>
+        <w:t xml:space="preserve"> s</w:t>
+      </w:r>
+      <w:r>
+        <w:rPr>
+          <w:sz w:val="20"/>
+          <w:szCs w:val="20"/>
+        </w:rPr>
+        <w:t xml:space="preserve">uch as </w:t>
+      </w:r>
+      <w:r>
+        <w:rPr>
+          <w:sz w:val="20"/>
+          <w:szCs w:val="20"/>
+        </w:rPr>
+        <w:t xml:space="preserve">AI tooling for </w:t>
+      </w:r>
+      <w:r>
+        <w:rPr>
+          <w:sz w:val="20"/>
+          <w:szCs w:val="20"/>
+        </w:rPr>
+        <w:t xml:space="preserve">Amazon product content </w:t>
+      </w:r>
+      <w:r>
+        <w:rPr>
+          <w:sz w:val="20"/>
+          <w:szCs w:val="20"/>
+        </w:rPr>
+        <w:t>creation</w:t>
+      </w:r>
+      <w:r>
+        <w:rPr>
+          <w:sz w:val="20"/>
+          <w:szCs w:val="20"/>
+        </w:rPr>
+        <w:t xml:space="preserve">.  </w:t>
       </w:r>
     </w:p>
     <w:p>
@@ -669,105 +651,119 @@
           <w:sz w:val="20"/>
           <w:szCs w:val="20"/>
         </w:rPr>
-        <w:t xml:space="preserve">Supported Omnicom’s Strategy team on M&amp;A doing diligence on startups technological capabilities and assessing if and where they fit within the larger Omnicom network. </w:t>
+        <w:t xml:space="preserve">Supported Omnicom’s Strategy team on M&amp;A </w:t>
+      </w:r>
+      <w:r>
+        <w:rPr>
+          <w:sz w:val="20"/>
+          <w:szCs w:val="20"/>
+        </w:rPr>
+        <w:t>by evaluating their technical capabilities, AI infra and product positioning for acquisition targets</w:t>
+      </w:r>
+      <w:r>
+        <w:rPr>
+          <w:sz w:val="20"/>
+          <w:szCs w:val="20"/>
+        </w:rPr>
+        <w:t xml:space="preserve">. </w:t>
       </w:r>
     </w:p>
     <w:p>
       <w:pPr>
         <w:pStyle w:val="Heading2"/>
         <w:rPr>
-          <w:sz w:val="20"/>
-          <w:szCs w:val="20"/>
+          <w:sz w:val="21"/>
+          <w:szCs w:val="21"/>
         </w:rPr>
       </w:pPr>
       <w:r>
         <w:rPr>
-          <w:sz w:val="20"/>
-          <w:szCs w:val="20"/>
+          <w:sz w:val="21"/>
+          <w:szCs w:val="21"/>
         </w:rPr>
-        <w:t>S</w:t>
+        <w:t>Sr</w:t>
       </w:r>
       <w:r>
         <w:rPr>
-          <w:sz w:val="20"/>
-          <w:szCs w:val="20"/>
-        </w:rPr>
-        <w:t>Enior</w:t>
-      </w:r>
-      <w:r>
-        <w:rPr>
-          <w:sz w:val="20"/>
-          <w:szCs w:val="20"/>
+          <w:sz w:val="21"/>
+          <w:szCs w:val="21"/>
         </w:rPr>
         <w:t xml:space="preserve"> </w:t>
       </w:r>
       <w:r>
         <w:rPr>
-          <w:sz w:val="20"/>
-          <w:szCs w:val="20"/>
+          <w:sz w:val="21"/>
+          <w:szCs w:val="21"/>
         </w:rPr>
         <w:t>Data Scientist</w:t>
       </w:r>
       <w:r>
         <w:rPr>
-          <w:sz w:val="20"/>
-          <w:szCs w:val="20"/>
+          <w:sz w:val="21"/>
+          <w:szCs w:val="21"/>
         </w:rPr>
         <w:t xml:space="preserve">, </w:t>
       </w:r>
       <w:r>
         <w:rPr>
-          <w:sz w:val="20"/>
-          <w:szCs w:val="20"/>
+          <w:sz w:val="21"/>
+          <w:szCs w:val="21"/>
         </w:rPr>
         <w:t xml:space="preserve">Flywheel Digital | </w:t>
       </w:r>
       <w:r>
         <w:rPr>
-          <w:sz w:val="20"/>
-          <w:szCs w:val="20"/>
+          <w:sz w:val="21"/>
+          <w:szCs w:val="21"/>
         </w:rPr>
         <w:t>August</w:t>
       </w:r>
       <w:r>
         <w:rPr>
-          <w:sz w:val="20"/>
-          <w:szCs w:val="20"/>
+          <w:sz w:val="21"/>
+          <w:szCs w:val="21"/>
         </w:rPr>
         <w:t xml:space="preserve"> 20</w:t>
       </w:r>
       <w:r>
         <w:rPr>
-          <w:sz w:val="20"/>
-          <w:szCs w:val="20"/>
+          <w:sz w:val="21"/>
+          <w:szCs w:val="21"/>
         </w:rPr>
-        <w:t>20</w:t>
+        <w:t>2</w:t>
       </w:r>
       <w:r>
         <w:rPr>
-          <w:sz w:val="20"/>
-          <w:szCs w:val="20"/>
+          <w:sz w:val="21"/>
+          <w:szCs w:val="21"/>
+        </w:rPr>
+        <w:t>0</w:t>
+      </w:r>
+      <w:r>
+        <w:rPr>
+          <w:sz w:val="21"/>
+          <w:szCs w:val="21"/>
         </w:rPr>
         <w:t xml:space="preserve"> – </w:t>
       </w:r>
       <w:r>
         <w:rPr>
-          <w:sz w:val="20"/>
-          <w:szCs w:val="20"/>
+          <w:sz w:val="21"/>
+          <w:szCs w:val="21"/>
         </w:rPr>
-        <w:t>November</w:t>
+        <w:t>January</w:t>
       </w:r>
       <w:r>
         <w:rPr>
-          <w:sz w:val="20"/>
-          <w:szCs w:val="20"/>
+          <w:sz w:val="21"/>
+          <w:szCs w:val="21"/>
         </w:rPr>
         <w:t xml:space="preserve"> 202</w:t>
       </w:r>
       <w:r>
         <w:rPr>
-          <w:sz w:val="20"/>
-          <w:szCs w:val="20"/>
+          <w:sz w:val="21"/>
+          <w:szCs w:val="21"/>
         </w:rPr>
         <w:t>2</w:t>
       </w:r>
@@ -811,7 +807,7 @@
           <w:sz w:val="20"/>
           <w:szCs w:val="20"/>
         </w:rPr>
-        <w:t>.</w:t>
+        <w:t xml:space="preserve">. </w:t>
       </w:r>
     </w:p>
     <w:p>
@@ -831,69 +827,21 @@
           <w:sz w:val="20"/>
           <w:szCs w:val="20"/>
         </w:rPr>
-        <w:t>Trained sequential neural net to predict</w:t>
+        <w:t>Built Python pipelines</w:t>
       </w:r>
       <w:r>
         <w:rPr>
           <w:sz w:val="20"/>
           <w:szCs w:val="20"/>
         </w:rPr>
-        <w:t xml:space="preserve"> stochastic sales volume for multi-million dollar manufactures on the Amazon.</w:t>
+        <w:t xml:space="preserve"> to collect, aggregate and visualize </w:t>
       </w:r>
       <w:r>
         <w:rPr>
           <w:sz w:val="20"/>
           <w:szCs w:val="20"/>
         </w:rPr>
-        <w:t>c</w:t>
-      </w:r>
-      <w:r>
-        <w:rPr>
-          <w:sz w:val="20"/>
-          <w:szCs w:val="20"/>
-        </w:rPr>
-        <w:t xml:space="preserve">om platform.  </w:t>
-      </w:r>
-    </w:p>
-    <w:p>
-      <w:pPr>
-        <w:pStyle w:val="ListBullet"/>
-        <w:numPr>
-          <w:ilvl w:val="0"/>
-          <w:numId w:val="19"/>
-        </w:numPr>
-        <w:rPr>
-          <w:sz w:val="20"/>
-          <w:szCs w:val="20"/>
-        </w:rPr>
-      </w:pPr>
-      <w:r>
-        <w:rPr>
-          <w:sz w:val="20"/>
-          <w:szCs w:val="20"/>
-        </w:rPr>
-        <w:t>Perform</w:t>
-      </w:r>
-      <w:r>
-        <w:rPr>
-          <w:sz w:val="20"/>
-          <w:szCs w:val="20"/>
-        </w:rPr>
-        <w:t>ed</w:t>
-      </w:r>
-      <w:r>
-        <w:rPr>
-          <w:sz w:val="20"/>
-          <w:szCs w:val="20"/>
-        </w:rPr>
-        <w:t xml:space="preserve"> ETL processes to collect, aggregate and visualize large volumes of data utilizing parallelization, distributed compute and optimization techniques</w:t>
-      </w:r>
-      <w:r>
-        <w:rPr>
-          <w:sz w:val="20"/>
-          <w:szCs w:val="20"/>
-        </w:rPr>
-        <w:t xml:space="preserve"> on Databricks GPU clusters and AWS GPU clusters via SageMaker</w:t>
+        <w:t>large scale datasets using distributed compute on Databricks and AWS SageMaker GPU clusters</w:t>
       </w:r>
       <w:r>
         <w:rPr>
@@ -920,7 +868,41 @@
           <w:sz w:val="20"/>
           <w:szCs w:val="20"/>
         </w:rPr>
-        <w:t>Manage the entire life</w:t>
+        <w:t xml:space="preserve">Developed sequential neural network models to forecast sales demand for multi-million-dollar manufactures on Amazon. </w:t>
+      </w:r>
+    </w:p>
+    <w:p>
+      <w:pPr>
+        <w:pStyle w:val="ListBullet"/>
+        <w:numPr>
+          <w:ilvl w:val="0"/>
+          <w:numId w:val="19"/>
+        </w:numPr>
+        <w:rPr>
+          <w:sz w:val="20"/>
+          <w:szCs w:val="20"/>
+        </w:rPr>
+      </w:pPr>
+      <w:r>
+        <w:rPr>
+          <w:sz w:val="20"/>
+          <w:szCs w:val="20"/>
+        </w:rPr>
+        <w:t>Manage</w:t>
+      </w:r>
+      <w:r>
+        <w:rPr>
+          <w:sz w:val="20"/>
+          <w:szCs w:val="20"/>
+        </w:rPr>
+        <w:t>d</w:t>
+      </w:r>
+      <w:r>
+        <w:rPr>
+          <w:sz w:val="20"/>
+          <w:szCs w:val="20"/>
+        </w:rPr>
+        <w:t xml:space="preserve"> the entire life</w:t>
       </w:r>
       <w:r>
         <w:rPr>
@@ -941,51 +923,44 @@
       <w:pPr>
         <w:pStyle w:val="Heading2"/>
         <w:rPr>
-          <w:sz w:val="20"/>
-          <w:szCs w:val="20"/>
+          <w:sz w:val="21"/>
+          <w:szCs w:val="21"/>
         </w:rPr>
       </w:pPr>
       <w:r>
         <w:rPr>
-          <w:sz w:val="20"/>
-          <w:szCs w:val="20"/>
+          <w:sz w:val="21"/>
+          <w:szCs w:val="21"/>
         </w:rPr>
-        <w:t>Business Development</w:t>
+        <w:t xml:space="preserve">Business </w:t>
       </w:r>
       <w:r>
         <w:rPr>
-          <w:sz w:val="20"/>
-          <w:szCs w:val="20"/>
+          <w:sz w:val="21"/>
+          <w:szCs w:val="21"/>
         </w:rPr>
-        <w:t xml:space="preserve"> Analyst</w:t>
+        <w:t xml:space="preserve">Development </w:t>
       </w:r>
       <w:r>
         <w:rPr>
-          <w:sz w:val="20"/>
-          <w:szCs w:val="20"/>
+          <w:sz w:val="21"/>
+          <w:szCs w:val="21"/>
+        </w:rPr>
+        <w:t>Analyst</w:t>
+      </w:r>
+      <w:r>
+        <w:rPr>
+          <w:sz w:val="21"/>
+          <w:szCs w:val="21"/>
         </w:rPr>
         <w:t>,</w:t>
       </w:r>
       <w:r>
         <w:rPr>
-          <w:sz w:val="20"/>
-          <w:szCs w:val="20"/>
+          <w:sz w:val="21"/>
+          <w:szCs w:val="21"/>
         </w:rPr>
-        <w:t xml:space="preserve"> Flywheel Digital | </w:t>
-      </w:r>
-      <w:r>
-        <w:rPr>
-          <w:sz w:val="20"/>
-          <w:szCs w:val="20"/>
-        </w:rPr>
-        <w:t>January</w:t>
-      </w:r>
-      <w:r>
-        <w:rPr>
-          <w:sz w:val="20"/>
-          <w:szCs w:val="20"/>
-        </w:rPr>
-        <w:t xml:space="preserve"> 2019 – July 2020</w:t>
+        <w:t xml:space="preserve"> Flywheel Digital | January 2019 – July 2020</w:t>
       </w:r>
     </w:p>
     <w:p>
@@ -1005,7 +980,21 @@
           <w:sz w:val="20"/>
           <w:szCs w:val="20"/>
         </w:rPr>
-        <w:t>Developed and</w:t>
+        <w:t xml:space="preserve">Worked directly with customers to develop reporting and insights driving growth for the world’s largest Ecommerce Brands. </w:t>
+      </w:r>
+      <w:r>
+        <w:rPr>
+          <w:sz w:val="20"/>
+          <w:szCs w:val="20"/>
+        </w:rPr>
+        <w:t>D</w:t>
+      </w:r>
+      <w:r>
+        <w:rPr>
+          <w:sz w:val="20"/>
+          <w:szCs w:val="20"/>
+        </w:rPr>
+        <w:t>eveloped and</w:t>
       </w:r>
       <w:r>
         <w:rPr>
@@ -1019,14 +1008,7 @@
           <w:sz w:val="20"/>
           <w:szCs w:val="20"/>
         </w:rPr>
-        <w:t xml:space="preserve"> working closely with Amazon partner network</w:t>
-      </w:r>
-      <w:r>
-        <w:rPr>
-          <w:sz w:val="20"/>
-          <w:szCs w:val="20"/>
-        </w:rPr>
-        <w:t xml:space="preserve">. </w:t>
+        <w:t>.</w:t>
       </w:r>
     </w:p>
     <w:p>
@@ -1065,120 +1047,65 @@
     </w:p>
     <w:p>
       <w:pPr>
-        <w:pStyle w:val="ListBullet"/>
-        <w:numPr>
-          <w:ilvl w:val="0"/>
-          <w:numId w:val="19"/>
-        </w:numPr>
+        <w:pStyle w:val="Heading2"/>
         <w:rPr>
-          <w:sz w:val="20"/>
-          <w:szCs w:val="20"/>
+          <w:sz w:val="21"/>
+          <w:szCs w:val="21"/>
         </w:rPr>
       </w:pPr>
       <w:r>
         <w:rPr>
-          <w:sz w:val="20"/>
-          <w:szCs w:val="20"/>
-        </w:rPr>
-        <w:t xml:space="preserve">Developed large-scale automated reporting and visualizations for </w:t>
-      </w:r>
-      <w:r>
-        <w:rPr>
-          <w:sz w:val="20"/>
-          <w:szCs w:val="20"/>
-        </w:rPr>
-        <w:t>customers</w:t>
-      </w:r>
-      <w:r>
-        <w:rPr>
-          <w:sz w:val="20"/>
-          <w:szCs w:val="20"/>
-        </w:rPr>
-        <w:t xml:space="preserve"> utilizing SQL, Tableau, Excel</w:t>
-      </w:r>
-      <w:r>
-        <w:rPr>
-          <w:sz w:val="20"/>
-          <w:szCs w:val="20"/>
-        </w:rPr>
-        <w:t xml:space="preserve"> etc</w:t>
-      </w:r>
-      <w:r>
-        <w:rPr>
-          <w:sz w:val="20"/>
-          <w:szCs w:val="20"/>
-        </w:rPr>
-        <w:t>.</w:t>
-      </w:r>
-      <w:r>
-        <w:rPr>
-          <w:sz w:val="20"/>
-          <w:szCs w:val="20"/>
-        </w:rPr>
-        <w:t xml:space="preserve"> </w:t>
-      </w:r>
-    </w:p>
-    <w:p>
-      <w:pPr>
-        <w:pStyle w:val="Heading2"/>
-        <w:rPr>
-          <w:sz w:val="20"/>
-          <w:szCs w:val="20"/>
-        </w:rPr>
-      </w:pPr>
-      <w:r>
-        <w:rPr>
-          <w:sz w:val="20"/>
-          <w:szCs w:val="20"/>
+          <w:sz w:val="21"/>
+          <w:szCs w:val="21"/>
         </w:rPr>
         <w:t>Analyst</w:t>
       </w:r>
       <w:r>
         <w:rPr>
-          <w:sz w:val="20"/>
-          <w:szCs w:val="20"/>
+          <w:sz w:val="21"/>
+          <w:szCs w:val="21"/>
         </w:rPr>
         <w:t>/</w:t>
       </w:r>
       <w:r>
         <w:rPr>
-          <w:sz w:val="20"/>
-          <w:szCs w:val="20"/>
+          <w:sz w:val="21"/>
+          <w:szCs w:val="21"/>
         </w:rPr>
         <w:t xml:space="preserve"> </w:t>
       </w:r>
       <w:r>
         <w:rPr>
-          <w:sz w:val="20"/>
-          <w:szCs w:val="20"/>
+          <w:sz w:val="21"/>
+          <w:szCs w:val="21"/>
         </w:rPr>
         <w:t>intern</w:t>
       </w:r>
       <w:r>
         <w:rPr>
-          <w:sz w:val="20"/>
-          <w:szCs w:val="20"/>
+          <w:sz w:val="21"/>
+          <w:szCs w:val="21"/>
         </w:rPr>
         <w:t xml:space="preserve"> at Flywheel Digital</w:t>
       </w:r>
       <w:r>
         <w:rPr>
-          <w:sz w:val="20"/>
-          <w:szCs w:val="20"/>
+          <w:sz w:val="21"/>
+          <w:szCs w:val="21"/>
         </w:rPr>
         <w:t xml:space="preserve"> | Summer 2016</w:t>
       </w:r>
       <w:r>
         <w:rPr>
-          <w:sz w:val="20"/>
-          <w:szCs w:val="20"/>
+          <w:sz w:val="21"/>
+          <w:szCs w:val="21"/>
         </w:rPr>
         <w:t xml:space="preserve"> &amp;</w:t>
       </w:r>
       <w:r>
         <w:rPr>
-          <w:sz w:val="20"/>
-          <w:szCs w:val="20"/>
+          <w:sz w:val="21"/>
+          <w:szCs w:val="21"/>
         </w:rPr>
         <w:t xml:space="preserve"> 2017</w:t>
       </w:r>
@@ -1200,61 +1127,61 @@
           <w:sz w:val="20"/>
           <w:szCs w:val="20"/>
         </w:rPr>
-        <w:t>Employee #6 at Flywheel, an early-stage</w:t>
+        <w:t>Early e</w:t>
       </w:r>
       <w:r>
         <w:rPr>
           <w:sz w:val="20"/>
           <w:szCs w:val="20"/>
         </w:rPr>
-        <w:t xml:space="preserve"> </w:t>
+        <w:t xml:space="preserve">mployee </w:t>
       </w:r>
       <w:r>
         <w:rPr>
           <w:sz w:val="20"/>
           <w:szCs w:val="20"/>
         </w:rPr>
-        <w:t>startup</w:t>
+        <w:t>(</w:t>
       </w:r>
       <w:r>
         <w:rPr>
           <w:sz w:val="20"/>
           <w:szCs w:val="20"/>
         </w:rPr>
-        <w:t xml:space="preserve"> established in 2014</w:t>
+        <w:t>#6</w:t>
       </w:r>
       <w:r>
         <w:rPr>
           <w:sz w:val="20"/>
           <w:szCs w:val="20"/>
         </w:rPr>
-        <w:t xml:space="preserve"> specializing in analytics and search optimization on Amazon. </w:t>
+        <w:t>)</w:t>
       </w:r>
       <w:r>
         <w:rPr>
           <w:sz w:val="20"/>
           <w:szCs w:val="20"/>
         </w:rPr>
-        <w:t>Flywheel grew to 2,000 employees and sold to Omnicom for $835M.</w:t>
+        <w:t xml:space="preserve"> at Flywheel</w:t>
       </w:r>
       <w:r>
         <w:rPr>
           <w:sz w:val="20"/>
           <w:szCs w:val="20"/>
         </w:rPr>
-        <w:t xml:space="preserve"> </w:t>
+        <w:t xml:space="preserve"> Digital prior to its growth to 2,000+ employees and $835M acquisition by Omnicom.</w:t>
       </w:r>
     </w:p>
     <w:p>
       <w:pPr>
         <w:pStyle w:val="Heading1"/>
         <w:rPr>
-          <w:szCs w:val="28"/>
+          <w:sz w:val="32"/>
         </w:rPr>
       </w:pPr>
       <w:r>
         <w:rPr>
-          <w:szCs w:val="28"/>
+          <w:sz w:val="32"/>
         </w:rPr>
         <w:t>Education</w:t>
       </w:r>
@@ -1263,80 +1190,80 @@
       <w:pPr>
         <w:pStyle w:val="Heading2"/>
         <w:rPr>
-          <w:sz w:val="20"/>
-          <w:szCs w:val="20"/>
+          <w:sz w:val="21"/>
+          <w:szCs w:val="21"/>
         </w:rPr>
       </w:pPr>
       <w:r>
         <w:rPr>
-          <w:sz w:val="20"/>
-          <w:szCs w:val="20"/>
+          <w:sz w:val="21"/>
+          <w:szCs w:val="21"/>
         </w:rPr>
         <w:t>M</w:t>
       </w:r>
       <w:r>
         <w:rPr>
-          <w:sz w:val="20"/>
-          <w:szCs w:val="20"/>
+          <w:sz w:val="21"/>
+          <w:szCs w:val="21"/>
         </w:rPr>
         <w:t>S</w:t>
       </w:r>
       <w:r>
         <w:rPr>
-          <w:sz w:val="20"/>
-          <w:szCs w:val="20"/>
+          <w:sz w:val="21"/>
+          <w:szCs w:val="21"/>
         </w:rPr>
         <w:t>, Artificial Intelligence</w:t>
       </w:r>
       <w:r>
         <w:rPr>
           <w:i/>
-          <w:sz w:val="20"/>
-          <w:szCs w:val="20"/>
+          <w:sz w:val="21"/>
+          <w:szCs w:val="21"/>
         </w:rPr>
         <w:t xml:space="preserve"> – </w:t>
       </w:r>
       <w:r>
         <w:rPr>
           <w:iCs/>
-          <w:sz w:val="20"/>
-          <w:szCs w:val="20"/>
+          <w:sz w:val="21"/>
+          <w:szCs w:val="21"/>
         </w:rPr>
         <w:t xml:space="preserve">Johns Hopkins </w:t>
       </w:r>
       <w:r>
         <w:rPr>
           <w:iCs/>
-          <w:sz w:val="20"/>
-          <w:szCs w:val="20"/>
+          <w:sz w:val="21"/>
+          <w:szCs w:val="21"/>
         </w:rPr>
         <w:t xml:space="preserve">University </w:t>
       </w:r>
       <w:r>
         <w:rPr>
-          <w:sz w:val="20"/>
-          <w:szCs w:val="20"/>
+          <w:sz w:val="21"/>
+          <w:szCs w:val="21"/>
         </w:rPr>
         <w:t>|</w:t>
       </w:r>
       <w:r>
         <w:rPr>
-          <w:sz w:val="20"/>
-          <w:szCs w:val="20"/>
+          <w:sz w:val="21"/>
+          <w:szCs w:val="21"/>
         </w:rPr>
         <w:t xml:space="preserve"> </w:t>
       </w:r>
       <w:r>
         <w:rPr>
-          <w:sz w:val="20"/>
-          <w:szCs w:val="20"/>
+          <w:sz w:val="21"/>
+          <w:szCs w:val="21"/>
         </w:rPr>
         <w:t>2020-</w:t>
       </w:r>
       <w:r>
         <w:rPr>
-          <w:sz w:val="20"/>
-          <w:szCs w:val="20"/>
+          <w:sz w:val="21"/>
+          <w:szCs w:val="21"/>
         </w:rPr>
         <w:t>2023</w:t>
       </w:r>
@@ -1349,14 +1276,38 @@
           <w:szCs w:val="20"/>
         </w:rPr>
       </w:pPr>
-      <w:hyperlink r:id="rId11" w:history="1">
+      <w:hyperlink r:id="rId12" w:history="1">
         <w:r>
           <w:rPr>
             <w:rStyle w:val="Hyperlink"/>
             <w:sz w:val="20"/>
             <w:szCs w:val="20"/>
           </w:rPr>
-          <w:t>Published AI Research</w:t>
+          <w:t>Rese</w:t>
+        </w:r>
+        <w:r>
+          <w:rPr>
+            <w:rStyle w:val="Hyperlink"/>
+            <w:sz w:val="20"/>
+            <w:szCs w:val="20"/>
+          </w:rPr>
+          <w:t>a</w:t>
+        </w:r>
+        <w:r>
+          <w:rPr>
+            <w:rStyle w:val="Hyperlink"/>
+            <w:sz w:val="20"/>
+            <w:szCs w:val="20"/>
+          </w:rPr>
+          <w:t>rch</w:t>
+        </w:r>
+        <w:r>
+          <w:rPr>
+            <w:rStyle w:val="Hyperlink"/>
+            <w:sz w:val="20"/>
+            <w:szCs w:val="20"/>
+          </w:rPr>
+          <w:t xml:space="preserve"> Contribution</w:t>
         </w:r>
       </w:hyperlink>
       <w:r>
@@ -1394,89 +1345,90 @@
           <w:sz w:val="20"/>
           <w:szCs w:val="20"/>
         </w:rPr>
-        <w:t>C</w:t>
+        <w:t xml:space="preserve">Focus areas included deep learning, NLP, distributed systems, GPU programming and AI system design. </w:t>
+      </w:r>
+    </w:p>
+    <w:p>
+      <w:pPr>
+        <w:pStyle w:val="Heading2"/>
+        <w:rPr>
+          <w:sz w:val="21"/>
+          <w:szCs w:val="21"/>
+        </w:rPr>
+      </w:pPr>
+      <w:r>
+        <w:rPr>
+          <w:sz w:val="21"/>
+          <w:szCs w:val="21"/>
+        </w:rPr>
+        <w:t>BS</w:t>
       </w:r>
       <w:r>
         <w:rPr>
-          <w:sz w:val="20"/>
-          <w:szCs w:val="20"/>
-        </w:rPr>
-        <w:t>ourse load</w:t>
-      </w:r>
-      <w:r>
-        <w:rPr>
-          <w:sz w:val="20"/>
-          <w:szCs w:val="20"/>
-        </w:rPr>
-        <w:t xml:space="preserve"> consist</w:t>
-      </w:r>
-      <w:r>
-        <w:rPr>
-          <w:sz w:val="20"/>
-          <w:szCs w:val="20"/>
-        </w:rPr>
-        <w:t xml:space="preserve">ed </w:t>
-      </w:r>
-      <w:r>
-        <w:rPr>
-          <w:sz w:val="20"/>
-          <w:szCs w:val="20"/>
-        </w:rPr>
-        <w:t>of</w:t>
-      </w:r>
-      <w:r>
-        <w:rPr>
-          <w:sz w:val="20"/>
-          <w:szCs w:val="20"/>
-        </w:rPr>
-        <w:t xml:space="preserve"> Artificial Intelligence, </w:t>
-      </w:r>
-      <w:r>
-        <w:rPr>
-          <w:sz w:val="20"/>
-          <w:szCs w:val="20"/>
-        </w:rPr>
-        <w:t>GPU Programming</w:t>
-      </w:r>
-      <w:r>
-        <w:rPr>
-          <w:sz w:val="20"/>
-          <w:szCs w:val="20"/>
+          <w:sz w:val="21"/>
+          <w:szCs w:val="21"/>
         </w:rPr>
         <w:t>,</w:t>
       </w:r>
       <w:r>
         <w:rPr>
-          <w:sz w:val="20"/>
-          <w:szCs w:val="20"/>
+          <w:sz w:val="21"/>
+          <w:szCs w:val="21"/>
+        </w:rPr>
+        <w:t xml:space="preserve"> Mathematics</w:t>
+      </w:r>
+      <w:r>
+        <w:rPr>
+          <w:i/>
+          <w:sz w:val="21"/>
+          <w:szCs w:val="21"/>
+        </w:rPr>
+        <w:t xml:space="preserve"> - </w:t>
+      </w:r>
+      <w:r>
+        <w:rPr>
+          <w:iCs/>
+          <w:sz w:val="21"/>
+          <w:szCs w:val="21"/>
+        </w:rPr>
+        <w:t>College of Charleston</w:t>
+      </w:r>
+      <w:r>
+        <w:rPr>
+          <w:sz w:val="21"/>
+          <w:szCs w:val="21"/>
         </w:rPr>
         <w:t xml:space="preserve"> </w:t>
       </w:r>
       <w:r>
         <w:rPr>
-          <w:sz w:val="20"/>
-          <w:szCs w:val="20"/>
+          <w:sz w:val="21"/>
+          <w:szCs w:val="21"/>
         </w:rPr>
-        <w:t xml:space="preserve">Creating AI-enabled systems, ML for Signal Processing, Cloud Computing, </w:t>
+        <w:t xml:space="preserve">| </w:t>
       </w:r>
       <w:r>
         <w:rPr>
-          <w:sz w:val="20"/>
-          <w:szCs w:val="20"/>
+          <w:sz w:val="21"/>
+          <w:szCs w:val="21"/>
         </w:rPr>
-        <w:t>NLP,</w:t>
+        <w:t>class of 201</w:t>
       </w:r>
       <w:r>
         <w:rPr>
-          <w:sz w:val="20"/>
-          <w:szCs w:val="20"/>
+          <w:sz w:val="21"/>
+          <w:szCs w:val="21"/>
         </w:rPr>
-        <w:t xml:space="preserve"> Deep Learning for Computer Vision etc.  </w:t>
+        <w:t>8</w:t>
       </w:r>
     </w:p>
     <w:p>
       <w:pPr>
-        <w:pStyle w:val="Heading2"/>
+        <w:pStyle w:val="ListBullet"/>
+        <w:numPr>
+          <w:ilvl w:val="0"/>
+          <w:numId w:val="25"/>
+        </w:numPr>
         <w:rPr>
           <w:sz w:val="20"/>
           <w:szCs w:val="20"/>
@@ -1487,72 +1439,21 @@
           <w:sz w:val="20"/>
           <w:szCs w:val="20"/>
         </w:rPr>
-        <w:t>BS</w:t>
+        <w:t>Developed software using athlet</w:t>
       </w:r>
       <w:r>
         <w:rPr>
           <w:sz w:val="20"/>
           <w:szCs w:val="20"/>
         </w:rPr>
-        <w:t>,</w:t>
+        <w:t>e</w:t>
       </w:r>
       <w:r>
         <w:rPr>
           <w:sz w:val="20"/>
           <w:szCs w:val="20"/>
         </w:rPr>
-        <w:t xml:space="preserve"> Mathematics</w:t>
-      </w:r>
-      <w:r>
-        <w:rPr>
-          <w:i/>
-          <w:sz w:val="20"/>
-          <w:szCs w:val="20"/>
-        </w:rPr>
-        <w:t xml:space="preserve"> - </w:t>
-      </w:r>
-      <w:r>
-        <w:rPr>
-          <w:iCs/>
-          <w:sz w:val="20"/>
-          <w:szCs w:val="20"/>
-        </w:rPr>
-        <w:t>College of Charleston</w:t>
-      </w:r>
-      <w:r>
-        <w:rPr>
-          <w:sz w:val="20"/>
-          <w:szCs w:val="20"/>
-        </w:rPr>
-        <w:t xml:space="preserve"> </w:t>
-      </w:r>
-      <w:r>
-        <w:rPr>
-          <w:sz w:val="20"/>
-          <w:szCs w:val="20"/>
-        </w:rPr>
-        <w:t>|</w:t>
-      </w:r>
-      <w:r>
-        <w:rPr>
-          <w:sz w:val="20"/>
-          <w:szCs w:val="20"/>
-        </w:rPr>
-        <w:t xml:space="preserve"> </w:t>
-      </w:r>
-      <w:r>
-        <w:rPr>
-          <w:sz w:val="20"/>
-          <w:szCs w:val="20"/>
-        </w:rPr>
-        <w:t>class of 201</w:t>
-      </w:r>
-      <w:r>
-        <w:rPr>
-          <w:sz w:val="20"/>
-          <w:szCs w:val="20"/>
-        </w:rPr>
-        <w:t>8</w:t>
+        <w:t xml:space="preserve"> historic data to predict outcomes of Mixed Martial Arts bouts. </w:t>
       </w:r>
     </w:p>
     <w:p>
@@ -1572,11 +1473,18 @@
           <w:sz w:val="20"/>
           <w:szCs w:val="20"/>
         </w:rPr>
-        <w:t>Accompanied graduate level students while developing prediction software using athlete statistics and historical data to predict Mixed Martial Arts bouts. Applied Machine learning techniques such as decision tree classification &amp; k-means clustering.</w:t>
+        <w:t>Studied Jazz Guitar</w:t>
+      </w:r>
+      <w:r>
+        <w:rPr>
+          <w:sz w:val="20"/>
+          <w:szCs w:val="20"/>
+        </w:rPr>
+        <w:t xml:space="preserve"> </w:t>
       </w:r>
     </w:p>
     <w:sectPr>
-      <w:footerReference w:type="default" r:id="rId12"/>
+      <w:footerReference w:type="default" r:id="rId13"/>
       <w:pgSz w:w="12240" w:h="15840"/>
       <w:pgMar w:top="720" w:right="720" w:bottom="720" w:left="720" w:header="144" w:footer="576" w:gutter="0"/>
       <w:pgNumType w:start="1"/>
@@ -1864,10 +1772,11 @@
   <w:abstractNum w:abstractNumId="9" w15:restartNumberingAfterBreak="0">
     <w:nsid w:val="FFFFFF89"/>
     <w:multiLevelType w:val="singleLevel"/>
-    <w:tmpl w:val="524E0ED0"/>
+    <w:tmpl w:val="A54E45AC"/>
     <w:lvl w:ilvl="0">
       <w:start w:val="1"/>
       <w:numFmt w:val="bullet"/>
+      <w:pStyle w:val="ListBullet"/>
       <w:lvlText w:val="·"/>
       <w:lvlJc w:val="left"/>
       <w:pPr>
@@ -3720,11 +3629,11 @@
     <w:link w:val="Heading1Char"/>
     <w:uiPriority w:val="9"/>
     <w:qFormat/>
-    <w:rsid w:val="008078E4"/>
+    <w:rsid w:val="00FD3752"/>
     <w:pPr>
       <w:keepNext/>
       <w:keepLines/>
-      <w:spacing w:before="240" w:after="60"/>
+      <w:spacing w:before="240" w:after="120"/>
       <w:contextualSpacing/>
       <w:outlineLvl w:val="0"/>
     </w:pPr>
@@ -3918,7 +3827,6 @@
   <w:style w:type="character" w:default="1" w:styleId="DefaultParagraphFont">
     <w:name w:val="Default Paragraph Font"/>
     <w:uiPriority w:val="1"/>
-    <w:semiHidden/>
     <w:unhideWhenUsed/>
   </w:style>
   <w:style w:type="table" w:default="1" w:styleId="TableNormal">
@@ -4103,7 +4011,7 @@
     <w:basedOn w:val="DefaultParagraphFont"/>
     <w:link w:val="Heading1"/>
     <w:uiPriority w:val="9"/>
-    <w:rsid w:val="008078E4"/>
+    <w:rsid w:val="00FD3752"/>
     <w:rPr>
       <w:rFonts w:asciiTheme="majorHAnsi" w:eastAsiaTheme="majorEastAsia" w:hAnsiTheme="majorHAnsi" w:cstheme="majorBidi"/>
       <w:b/>
@@ -28873,6 +28781,7 @@
   <w:rsids>
     <w:rsidRoot w:val="00CE609C"/>
     <w:rsid w:val="00293BC5"/>
+    <w:rsid w:val="003C444B"/>
     <w:rsid w:val="00465BA4"/>
     <w:rsid w:val="0059563A"/>
     <w:rsid w:val="00792138"/>
@@ -28881,7 +28790,6 @@
     <w:rsid w:val="009A0EC1"/>
     <w:rsid w:val="009A308F"/>
     <w:rsid w:val="00C56774"/>
-    <w:rsid w:val="00C94566"/>
     <w:rsid w:val="00CE609C"/>
     <w:rsid w:val="00CE7D6F"/>
     <w:rsid w:val="00E75D1D"/>

--- a/assets/henry-reith-resume.docx
+++ b/assets/henry-reith-resume.docx
@@ -1,6 +1,6 @@
 
 <file path=word/document.xml><?xml version="1.0" encoding="utf-8"?>
-<w:document xmlns:wpc="http://schemas.microsoft.com/office/word/2010/wordprocessingCanvas" xmlns:cx="http://schemas.microsoft.com/office/drawing/2014/chartex" xmlns:cx1="http://schemas.microsoft.com/office/drawing/2015/9/8/chartex" xmlns:cx2="http://schemas.microsoft.com/office/drawing/2015/10/21/chartex" xmlns:cx3="http://schemas.microsoft.com/office/drawing/2016/5/9/chartex" xmlns:cx4="http://schemas.microsoft.com/office/drawing/2016/5/10/chartex" xmlns:cx5="http://schemas.microsoft.com/office/drawing/2016/5/11/chartex" xmlns:cx6="http://schemas.microsoft.com/office/drawing/2016/5/12/chartex" xmlns:cx7="http://schemas.microsoft.com/office/drawing/2016/5/13/chartex" xmlns:cx8="http://schemas.microsoft.com/office/drawing/2016/5/14/chartex" xmlns:mc="http://schemas.openxmlformats.org/markup-compatibility/2006" xmlns:aink="http://schemas.microsoft.com/office/drawing/2016/ink" xmlns:am3d="http://schemas.microsoft.com/office/drawing/2017/model3d" xmlns:o="urn:schemas-microsoft-com:office:office" xmlns:oel="http://schemas.microsoft.com/office/2019/extlst" xmlns:r="http://schemas.openxmlformats.org/officeDocument/2006/relationships" xmlns:m="http://schemas.openxmlformats.org/officeDocument/2006/math" xmlns:v="urn:schemas-microsoft-com:vml" xmlns:wp14="http://schemas.microsoft.com/office/word/2010/wordprocessingDrawing" xmlns:wp="http://schemas.openxmlformats.org/drawingml/2006/wordprocessingDrawing" xmlns:w10="urn:schemas-microsoft-com:office:word" xmlns:w="http://schemas.openxmlformats.org/wordprocessingml/2006/main" xmlns:w14="http://schemas.microsoft.com/office/word/2010/wordml" xmlns:w15="http://schemas.microsoft.com/office/word/2012/wordml" xmlns:w16cex="http://schemas.microsoft.com/office/word/2018/wordml/cex" xmlns:w16cid="http://schemas.microsoft.com/office/word/2016/wordml/cid" xmlns:w16="http://schemas.microsoft.com/office/word/2018/wordml" xmlns:w16du="http://schemas.microsoft.com/office/word/2023/wordml/word16du" xmlns:w16sdtdh="http://schemas.microsoft.com/office/word/2020/wordml/sdtdatahash" xmlns:w16sdtfl="http://schemas.microsoft.com/office/word/2024/wordml/sdtformatlock" xmlns:w16se="http://schemas.microsoft.com/office/word/2015/wordml/symex" xmlns:wpg="http://schemas.microsoft.com/office/word/2010/wordprocessingGroup" xmlns:wpi="http://schemas.microsoft.com/office/word/2010/wordprocessingInk" xmlns:wne="http://schemas.microsoft.com/office/word/2006/wordml" xmlns:wps="http://schemas.microsoft.com/office/word/2010/wordprocessingShape" mc:Ignorable="w14 w15 w16se w16cid w16 w16cex w16sdtdh w16sdtfl w16du wp14">
+<w:document xmlns:wpc="http://schemas.microsoft.com/office/word/2010/wordprocessingCanvas" xmlns:cx="http://schemas.microsoft.com/office/drawing/2014/chartex" xmlns:cx1="http://schemas.microsoft.com/office/drawing/2015/9/8/chartex" xmlns:cx2="http://schemas.microsoft.com/office/drawing/2015/10/21/chartex" xmlns:cx3="http://schemas.microsoft.com/office/drawing/2016/5/9/chartex" xmlns:cx4="http://schemas.microsoft.com/office/drawing/2016/5/10/chartex" xmlns:cx5="http://schemas.microsoft.com/office/drawing/2016/5/11/chartex" xmlns:cx6="http://schemas.microsoft.com/office/drawing/2016/5/12/chartex" xmlns:cx7="http://schemas.microsoft.com/office/drawing/2016/5/13/chartex" xmlns:cx8="http://schemas.microsoft.com/office/drawing/2016/5/14/chartex" xmlns:mc="http://schemas.openxmlformats.org/markup-compatibility/2006" xmlns:m="http://schemas.openxmlformats.org/officeDocument/2006/math" xmlns:aink="http://schemas.microsoft.com/office/drawing/2016/ink" xmlns:am3d="http://schemas.microsoft.com/office/drawing/2017/model3d" xmlns:oel="http://schemas.microsoft.com/office/2019/extlst" xmlns:r="http://schemas.openxmlformats.org/officeDocument/2006/relationships" xmlns:wp14="http://schemas.microsoft.com/office/word/2010/wordprocessingDrawing" xmlns:wp="http://schemas.openxmlformats.org/drawingml/2006/wordprocessingDrawing" xmlns:wpg="http://schemas.microsoft.com/office/word/2010/wordprocessingGroup" xmlns:wpi="http://schemas.microsoft.com/office/word/2010/wordprocessingInk" xmlns:wps="http://schemas.microsoft.com/office/word/2010/wordprocessingShape" xmlns:o="urn:schemas-microsoft-com:office:office" xmlns:v="urn:schemas-microsoft-com:vml" xmlns:w10="urn:schemas-microsoft-com:office:word" xmlns:w="http://schemas.openxmlformats.org/wordprocessingml/2006/main" xmlns:w14="http://schemas.microsoft.com/office/word/2010/wordml" xmlns:w15="http://schemas.microsoft.com/office/word/2012/wordml" xmlns:w16cei="http://schemas.microsoft.com/office/word/2026/wordml/cei" xmlns:w16cex="http://schemas.microsoft.com/office/word/2018/wordml/cex" xmlns:w16cid="http://schemas.microsoft.com/office/word/2016/wordml/cid" xmlns:w16="http://schemas.microsoft.com/office/word/2018/wordml" xmlns:w16sdtdh="http://schemas.microsoft.com/office/word/2020/wordml/sdtdatahash" xmlns:w16sdtfl="http://schemas.microsoft.com/office/word/2024/wordml/sdtformatlock" xmlns:w16se="http://schemas.microsoft.com/office/word/2015/wordml/symex" xmlns:w16du="http://schemas.microsoft.com/office/word/2023/wordml/word16du" xmlns:wne="http://schemas.microsoft.com/office/word/2006/wordml" mc:Ignorable="w14 w15 w16se w16cid w16 w16cex w16sdtdh w16sdtfl w16du wp14">
   <w:body>
     <w:p>
       <w:pPr>
@@ -79,7 +79,13 @@
         <w:rPr>
           <w:sz w:val="18"/>
         </w:rPr>
-        <w:t xml:space="preserve"> 6H, New York, New York</w:t>
+        <w:t xml:space="preserve">, New York, </w:t>
+      </w:r>
+      <w:r>
+        <w:rPr>
+          <w:sz w:val="18"/>
+        </w:rPr>
+        <w:t>NY. 10011</w:t>
       </w:r>
       <w:r>
         <w:rPr>
@@ -95,12 +101,36 @@
       </w:r>
       <w:r>
         <w:rPr>
+          <w:sz w:val="18"/>
+        </w:rPr>
+        <w:t>(</w:t>
+      </w:r>
+      <w:r>
+        <w:rPr>
           <w:rFonts w:eastAsiaTheme="minorEastAsia"/>
           <w:color w:val="auto"/>
           <w:sz w:val="18"/>
           <w:lang w:eastAsia="en-US"/>
         </w:rPr>
-        <w:t>410-991-0402</w:t>
+        <w:t>410</w:t>
+      </w:r>
+      <w:r>
+        <w:rPr>
+          <w:rFonts w:eastAsiaTheme="minorEastAsia"/>
+          <w:color w:val="auto"/>
+          <w:sz w:val="18"/>
+          <w:lang w:eastAsia="en-US"/>
+        </w:rPr>
+        <w:t>)</w:t>
+      </w:r>
+      <w:r>
+        <w:rPr>
+          <w:rFonts w:eastAsiaTheme="minorEastAsia"/>
+          <w:color w:val="auto"/>
+          <w:sz w:val="18"/>
+          <w:lang w:eastAsia="en-US"/>
+        </w:rPr>
+        <w:t>-991-0402</w:t>
       </w:r>
       <w:r>
         <w:rPr>
@@ -127,7 +157,17 @@
           <w:u w:val="none"/>
           <w:lang w:eastAsia="en-US"/>
         </w:rPr>
-        <w:t xml:space="preserve"> | </w:t>
+        <w:t xml:space="preserve"> </w:t>
+      </w:r>
+      <w:r>
+        <w:rPr>
+          <w:rStyle w:val="Hyperlink"/>
+          <w:rFonts w:eastAsiaTheme="minorEastAsia"/>
+          <w:sz w:val="18"/>
+          <w:u w:val="none"/>
+          <w:lang w:eastAsia="en-US"/>
+        </w:rPr>
+        <w:t xml:space="preserve">| </w:t>
       </w:r>
       <w:hyperlink r:id="rId8" w:history="1">
         <w:r>
@@ -137,28 +177,30 @@
             <w:sz w:val="18"/>
             <w:lang w:eastAsia="en-US"/>
           </w:rPr>
-          <w:t>henry.reith@mccarren.ai</w:t>
+          <w:t>Website</w:t>
         </w:r>
       </w:hyperlink>
       <w:r>
-        <w:rPr>
-          <w:rStyle w:val="Hyperlink"/>
-          <w:rFonts w:eastAsiaTheme="minorEastAsia"/>
-          <w:sz w:val="18"/>
-          <w:u w:val="none"/>
-          <w:lang w:eastAsia="en-US"/>
-        </w:rPr>
         <w:t xml:space="preserve"> | </w:t>
       </w:r>
       <w:hyperlink r:id="rId9" w:history="1">
         <w:r>
           <w:rPr>
             <w:rStyle w:val="Hyperlink"/>
-            <w:rFonts w:eastAsiaTheme="minorEastAsia"/>
-            <w:sz w:val="18"/>
-            <w:lang w:eastAsia="en-US"/>
           </w:rPr>
-          <w:t>Website</w:t>
+          <w:t>Linked</w:t>
+        </w:r>
+        <w:r>
+          <w:rPr>
+            <w:rStyle w:val="Hyperlink"/>
+          </w:rPr>
+          <w:t>I</w:t>
+        </w:r>
+        <w:r>
+          <w:rPr>
+            <w:rStyle w:val="Hyperlink"/>
+          </w:rPr>
+          <w:t>n</w:t>
         </w:r>
       </w:hyperlink>
     </w:p>
@@ -202,7 +244,28 @@
           <w:sz w:val="21"/>
           <w:szCs w:val="21"/>
         </w:rPr>
-        <w:t xml:space="preserve">Co-Founder, </w:t>
+        <w:t>Co-Founder</w:t>
+      </w:r>
+      <w:r>
+        <w:rPr>
+          <w:sz w:val="21"/>
+          <w:szCs w:val="21"/>
+        </w:rPr>
+        <w:t xml:space="preserve"> &amp; CTO</w:t>
+      </w:r>
+      <w:r>
+        <w:rPr>
+          <w:sz w:val="21"/>
+          <w:szCs w:val="21"/>
+        </w:rPr>
+        <w:t xml:space="preserve"> |</w:t>
+      </w:r>
+      <w:r>
+        <w:rPr>
+          <w:sz w:val="21"/>
+          <w:szCs w:val="21"/>
+        </w:rPr>
+        <w:t xml:space="preserve"> </w:t>
       </w:r>
       <w:hyperlink r:id="rId10" w:history="1">
         <w:r>
@@ -244,16 +307,79 @@
           <w:numId w:val="19"/>
         </w:numPr>
         <w:rPr>
-          <w:sz w:val="20"/>
           <w:szCs w:val="20"/>
         </w:rPr>
       </w:pPr>
       <w:r>
         <w:rPr>
-          <w:sz w:val="20"/>
           <w:szCs w:val="20"/>
         </w:rPr>
-        <w:t>Building AI software for government contractors focused on opportunity discovery, proposal generation, and document automation.</w:t>
+        <w:t>Architected and shipped</w:t>
+      </w:r>
+      <w:r>
+        <w:rPr>
+          <w:szCs w:val="20"/>
+        </w:rPr>
+        <w:t xml:space="preserve"> </w:t>
+      </w:r>
+      <w:hyperlink r:id="rId11" w:history="1">
+        <w:proofErr w:type="spellStart"/>
+        <w:r>
+          <w:rPr>
+            <w:rStyle w:val="Hyperlink"/>
+            <w:szCs w:val="20"/>
+          </w:rPr>
+          <w:t>Doco</w:t>
+        </w:r>
+        <w:proofErr w:type="spellEnd"/>
+      </w:hyperlink>
+      <w:r>
+        <w:rPr>
+          <w:szCs w:val="20"/>
+        </w:rPr>
+        <w:t>, an AI</w:t>
+      </w:r>
+      <w:r>
+        <w:rPr>
+          <w:szCs w:val="20"/>
+        </w:rPr>
+        <w:t xml:space="preserve"> </w:t>
+      </w:r>
+      <w:r>
+        <w:rPr>
+          <w:szCs w:val="20"/>
+        </w:rPr>
+        <w:t xml:space="preserve">native Microsoft Word </w:t>
+      </w:r>
+      <w:r>
+        <w:rPr>
+          <w:szCs w:val="20"/>
+        </w:rPr>
+        <w:t>agent</w:t>
+      </w:r>
+      <w:r>
+        <w:rPr>
+          <w:szCs w:val="20"/>
+        </w:rPr>
+        <w:t xml:space="preserve"> used by 3,000+ users</w:t>
+      </w:r>
+      <w:r>
+        <w:rPr>
+          <w:szCs w:val="20"/>
+        </w:rPr>
+        <w:t>, built with TypeScript, React</w:t>
+      </w:r>
+      <w:r>
+        <w:rPr>
+          <w:szCs w:val="20"/>
+        </w:rPr>
+        <w:t xml:space="preserve">, </w:t>
+      </w:r>
+      <w:r>
+        <w:rPr>
+          <w:szCs w:val="20"/>
+        </w:rPr>
+        <w:t>Vite, Microsoft Office.js, MongoDB, and AWS.</w:t>
       </w:r>
     </w:p>
     <w:p>
@@ -264,35 +390,26 @@
           <w:numId w:val="19"/>
         </w:numPr>
         <w:rPr>
-          <w:sz w:val="20"/>
           <w:szCs w:val="20"/>
         </w:rPr>
       </w:pPr>
       <w:r>
         <w:rPr>
-          <w:sz w:val="20"/>
           <w:szCs w:val="20"/>
         </w:rPr>
-        <w:t xml:space="preserve">Built </w:t>
+        <w:t>Built retrieval</w:t>
       </w:r>
-      <w:hyperlink r:id="rId11" w:history="1">
-        <w:proofErr w:type="spellStart"/>
-        <w:r>
-          <w:rPr>
-            <w:rStyle w:val="Hyperlink"/>
-            <w:sz w:val="20"/>
-            <w:szCs w:val="20"/>
-          </w:rPr>
-          <w:t>Doco</w:t>
-        </w:r>
-        <w:proofErr w:type="spellEnd"/>
-      </w:hyperlink>
       <w:r>
         <w:rPr>
-          <w:sz w:val="20"/>
           <w:szCs w:val="20"/>
         </w:rPr>
-        <w:t>, an AI-native Microsoft Word add-in used by 3,000+ users for drafting and editing complex proposals and documents.</w:t>
+        <w:t xml:space="preserve"> </w:t>
+      </w:r>
+      <w:r>
+        <w:rPr>
+          <w:szCs w:val="20"/>
+        </w:rPr>
+        <w:t xml:space="preserve">and agentic workflows for opportunity discovery, document search, RFP response generation and automated proposal editing. </w:t>
       </w:r>
     </w:p>
     <w:p>
@@ -303,16 +420,14 @@
           <w:numId w:val="19"/>
         </w:numPr>
         <w:rPr>
-          <w:sz w:val="20"/>
           <w:szCs w:val="20"/>
         </w:rPr>
       </w:pPr>
       <w:r>
         <w:rPr>
-          <w:sz w:val="20"/>
           <w:szCs w:val="20"/>
         </w:rPr>
-        <w:t>Led GTM strategy across outbound sales, partnerships, and in-person industry events.</w:t>
+        <w:t>Led product development and customer implementation for enterprise contracts averaging $45K ACV and SMB contracts averaging $12K ACV.</w:t>
       </w:r>
     </w:p>
     <w:p>
@@ -323,36 +438,14 @@
           <w:numId w:val="19"/>
         </w:numPr>
         <w:rPr>
-          <w:sz w:val="20"/>
           <w:szCs w:val="20"/>
         </w:rPr>
       </w:pPr>
       <w:r>
         <w:rPr>
-          <w:sz w:val="20"/>
           <w:szCs w:val="20"/>
         </w:rPr>
-        <w:t>Closed enterprise contracts averaging ~$45K ACV and SMB contracts averaging ~$12K ACV.</w:t>
-      </w:r>
-    </w:p>
-    <w:p>
-      <w:pPr>
-        <w:pStyle w:val="ListBullet"/>
-        <w:numPr>
-          <w:ilvl w:val="0"/>
-          <w:numId w:val="19"/>
-        </w:numPr>
-        <w:rPr>
-          <w:sz w:val="20"/>
-          <w:szCs w:val="20"/>
-        </w:rPr>
-      </w:pPr>
-      <w:r>
-        <w:rPr>
-          <w:sz w:val="20"/>
-          <w:szCs w:val="20"/>
-        </w:rPr>
-        <w:t>Designed and shipped AI workflows for RFP response generation, retrieval-augmented document search, and proposal automation.</w:t>
+        <w:t xml:space="preserve">Managed GTM strategy across outbound sales, partnerships, and industry events. </w:t>
       </w:r>
     </w:p>
     <w:p>
@@ -368,21 +461,28 @@
           <w:sz w:val="21"/>
           <w:szCs w:val="21"/>
         </w:rPr>
-        <w:t>Technical Advisor</w:t>
+        <w:t>Senior Manager, T</w:t>
       </w:r>
       <w:r>
         <w:rPr>
           <w:sz w:val="21"/>
           <w:szCs w:val="21"/>
         </w:rPr>
-        <w:t>,</w:t>
+        <w:t>echnical Advisor</w:t>
       </w:r>
       <w:r>
         <w:rPr>
           <w:sz w:val="21"/>
           <w:szCs w:val="21"/>
         </w:rPr>
-        <w:t xml:space="preserve"> Flywheel Digital | </w:t>
+        <w:t xml:space="preserve"> | </w:t>
+      </w:r>
+      <w:r>
+        <w:rPr>
+          <w:sz w:val="21"/>
+          <w:szCs w:val="21"/>
+        </w:rPr>
+        <w:t xml:space="preserve">Flywheel Digital | </w:t>
       </w:r>
       <w:r>
         <w:rPr>
@@ -442,79 +542,74 @@
           <w:numId w:val="19"/>
         </w:numPr>
         <w:rPr>
-          <w:sz w:val="20"/>
           <w:szCs w:val="20"/>
         </w:rPr>
       </w:pPr>
       <w:r>
         <w:rPr>
-          <w:sz w:val="20"/>
           <w:szCs w:val="20"/>
         </w:rPr>
-        <w:t>Worked directly under Patrick Miller,</w:t>
+        <w:t xml:space="preserve">Led a team of five engineers building </w:t>
       </w:r>
       <w:r>
         <w:rPr>
-          <w:sz w:val="20"/>
           <w:szCs w:val="20"/>
         </w:rPr>
-        <w:t xml:space="preserve"> Co-Founder</w:t>
+        <w:t xml:space="preserve">greenfield </w:t>
       </w:r>
       <w:r>
         <w:rPr>
-          <w:sz w:val="20"/>
           <w:szCs w:val="20"/>
         </w:rPr>
-        <w:t xml:space="preserve"> &amp; President</w:t>
+        <w:t xml:space="preserve">AI products </w:t>
       </w:r>
       <w:r>
         <w:rPr>
-          <w:sz w:val="20"/>
           <w:szCs w:val="20"/>
         </w:rPr>
-        <w:t xml:space="preserve"> of Flywheel Digital</w:t>
+        <w:t xml:space="preserve">for </w:t>
       </w:r>
       <w:r>
         <w:rPr>
-          <w:sz w:val="20"/>
           <w:szCs w:val="20"/>
         </w:rPr>
-        <w:t>,</w:t>
+        <w:t>major consumer brands</w:t>
       </w:r>
       <w:r>
         <w:rPr>
-          <w:sz w:val="20"/>
           <w:szCs w:val="20"/>
         </w:rPr>
-        <w:t xml:space="preserve"> as </w:t>
+        <w:t>, including</w:t>
       </w:r>
       <w:r>
         <w:rPr>
-          <w:sz w:val="20"/>
           <w:szCs w:val="20"/>
         </w:rPr>
-        <w:t>T</w:t>
+        <w:t xml:space="preserve"> content generatio</w:t>
       </w:r>
       <w:r>
         <w:rPr>
-          <w:sz w:val="20"/>
           <w:szCs w:val="20"/>
         </w:rPr>
-        <w:t xml:space="preserve">echnical </w:t>
+        <w:t>n</w:t>
       </w:r>
       <w:r>
         <w:rPr>
-          <w:sz w:val="20"/>
           <w:szCs w:val="20"/>
         </w:rPr>
-        <w:t>A</w:t>
+        <w:t xml:space="preserve"> and enterprise workflow automation</w:t>
       </w:r>
       <w:r>
         <w:rPr>
-          <w:sz w:val="20"/>
           <w:szCs w:val="20"/>
         </w:rPr>
-        <w:t xml:space="preserve">dvisor. </w:t>
+        <w:t xml:space="preserve"> tools</w:t>
+      </w:r>
+      <w:r>
+        <w:rPr>
+          <w:szCs w:val="20"/>
+        </w:rPr>
+        <w:t xml:space="preserve">. </w:t>
       </w:r>
     </w:p>
     <w:p>
@@ -525,16 +620,14 @@
           <w:numId w:val="19"/>
         </w:numPr>
         <w:rPr>
-          <w:sz w:val="20"/>
           <w:szCs w:val="20"/>
         </w:rPr>
       </w:pPr>
       <w:r>
         <w:rPr>
-          <w:sz w:val="20"/>
           <w:szCs w:val="20"/>
         </w:rPr>
-        <w:t xml:space="preserve">Spent time with enterprise customers to drive adoption of our AI products and identify opportunities to automate. </w:t>
+        <w:t xml:space="preserve">Partnered with customers to identify automation opportunities and translate business requirements into production data and AI products. </w:t>
       </w:r>
     </w:p>
     <w:p>
@@ -545,93 +638,32 @@
           <w:numId w:val="19"/>
         </w:numPr>
         <w:rPr>
-          <w:sz w:val="20"/>
           <w:szCs w:val="20"/>
         </w:rPr>
       </w:pPr>
       <w:r>
         <w:rPr>
-          <w:sz w:val="20"/>
           <w:szCs w:val="20"/>
         </w:rPr>
-        <w:t xml:space="preserve">Managed a team of 5 research engineers </w:t>
+        <w:t xml:space="preserve">Advised leadership </w:t>
       </w:r>
       <w:r>
         <w:rPr>
-          <w:sz w:val="20"/>
           <w:szCs w:val="20"/>
         </w:rPr>
-        <w:t xml:space="preserve">building </w:t>
+        <w:t xml:space="preserve">on </w:t>
       </w:r>
       <w:r>
         <w:rPr>
-          <w:sz w:val="20"/>
           <w:szCs w:val="20"/>
         </w:rPr>
-        <w:t>early-stage</w:t>
+        <w:t>post-acquisition</w:t>
       </w:r>
       <w:r>
         <w:rPr>
-          <w:sz w:val="20"/>
           <w:szCs w:val="20"/>
         </w:rPr>
-        <w:t xml:space="preserve"> AI</w:t>
-      </w:r>
-      <w:r>
-        <w:rPr>
-          <w:sz w:val="20"/>
-          <w:szCs w:val="20"/>
-        </w:rPr>
-        <w:t xml:space="preserve"> product</w:t>
-      </w:r>
-      <w:r>
-        <w:rPr>
-          <w:sz w:val="20"/>
-          <w:szCs w:val="20"/>
-        </w:rPr>
-        <w:t>s</w:t>
-      </w:r>
-      <w:r>
-        <w:rPr>
-          <w:sz w:val="20"/>
-          <w:szCs w:val="20"/>
-        </w:rPr>
-        <w:t xml:space="preserve"> s</w:t>
-      </w:r>
-      <w:r>
-        <w:rPr>
-          <w:sz w:val="20"/>
-          <w:szCs w:val="20"/>
-        </w:rPr>
-        <w:t xml:space="preserve">uch as </w:t>
-      </w:r>
-      <w:r>
-        <w:rPr>
-          <w:sz w:val="20"/>
-          <w:szCs w:val="20"/>
-        </w:rPr>
-        <w:t xml:space="preserve">AI tooling for </w:t>
-      </w:r>
-      <w:r>
-        <w:rPr>
-          <w:sz w:val="20"/>
-          <w:szCs w:val="20"/>
-        </w:rPr>
-        <w:t xml:space="preserve">Amazon product content </w:t>
-      </w:r>
-      <w:r>
-        <w:rPr>
-          <w:sz w:val="20"/>
-          <w:szCs w:val="20"/>
-        </w:rPr>
-        <w:t>creation</w:t>
-      </w:r>
-      <w:r>
-        <w:rPr>
-          <w:sz w:val="20"/>
-          <w:szCs w:val="20"/>
-        </w:rPr>
-        <w:t xml:space="preserve">.  </w:t>
+        <w:t xml:space="preserve"> product strategy, technical architecture, and integration priorities across newly acquired companies. </w:t>
       </w:r>
     </w:p>
     <w:p>
@@ -642,30 +674,14 @@
           <w:numId w:val="19"/>
         </w:numPr>
         <w:rPr>
-          <w:sz w:val="20"/>
           <w:szCs w:val="20"/>
         </w:rPr>
       </w:pPr>
       <w:r>
         <w:rPr>
-          <w:sz w:val="20"/>
           <w:szCs w:val="20"/>
         </w:rPr>
-        <w:t xml:space="preserve">Supported Omnicom’s Strategy team on M&amp;A </w:t>
-      </w:r>
-      <w:r>
-        <w:rPr>
-          <w:sz w:val="20"/>
-          <w:szCs w:val="20"/>
-        </w:rPr>
-        <w:t>by evaluating their technical capabilities, AI infra and product positioning for acquisition targets</w:t>
-      </w:r>
-      <w:r>
-        <w:rPr>
-          <w:sz w:val="20"/>
-          <w:szCs w:val="20"/>
-        </w:rPr>
-        <w:t xml:space="preserve">. </w:t>
+        <w:t xml:space="preserve">Evaluated capabilities and product positioning of acquisition targets for Omnicom’s strategy team. </w:t>
       </w:r>
     </w:p>
     <w:p>
@@ -681,7 +697,14 @@
           <w:sz w:val="21"/>
           <w:szCs w:val="21"/>
         </w:rPr>
-        <w:t>Sr</w:t>
+        <w:t>S</w:t>
+      </w:r>
+      <w:r>
+        <w:rPr>
+          <w:sz w:val="21"/>
+          <w:szCs w:val="21"/>
+        </w:rPr>
+        <w:t>ENIOR</w:t>
       </w:r>
       <w:r>
         <w:rPr>
@@ -702,7 +725,7 @@
           <w:sz w:val="21"/>
           <w:szCs w:val="21"/>
         </w:rPr>
-        <w:t xml:space="preserve">, </w:t>
+        <w:t xml:space="preserve"> | </w:t>
       </w:r>
       <w:r>
         <w:rPr>
@@ -777,34 +800,83 @@
           <w:numId w:val="19"/>
         </w:numPr>
         <w:rPr>
-          <w:sz w:val="20"/>
           <w:szCs w:val="20"/>
         </w:rPr>
       </w:pPr>
       <w:r>
         <w:rPr>
-          <w:sz w:val="20"/>
           <w:szCs w:val="20"/>
         </w:rPr>
-        <w:t>202</w:t>
+        <w:t>Built Python</w:t>
       </w:r>
       <w:r>
         <w:rPr>
-          <w:sz w:val="20"/>
           <w:szCs w:val="20"/>
         </w:rPr>
-        <w:t>1</w:t>
+        <w:t xml:space="preserve"> and SQL pipelines to collect, validate, aggregate, and visualize large datasets using distributed computing on Databricks and AWS SageMaker</w:t>
       </w:r>
       <w:r>
         <w:rPr>
-          <w:sz w:val="20"/>
           <w:szCs w:val="20"/>
         </w:rPr>
-        <w:t xml:space="preserve"> Innovator of The Year</w:t>
+        <w:t xml:space="preserve">.   </w:t>
+      </w:r>
+    </w:p>
+    <w:p>
+      <w:pPr>
+        <w:pStyle w:val="ListBullet"/>
+        <w:numPr>
+          <w:ilvl w:val="0"/>
+          <w:numId w:val="19"/>
+        </w:numPr>
+        <w:rPr>
+          <w:szCs w:val="20"/>
+        </w:rPr>
+      </w:pPr>
+      <w:r>
+        <w:rPr>
+          <w:szCs w:val="20"/>
+        </w:rPr>
+        <w:t>Built predictive models for sales forecasting, market</w:t>
       </w:r>
       <w:r>
         <w:rPr>
-          <w:sz w:val="20"/>
+          <w:szCs w:val="20"/>
+        </w:rPr>
+        <w:t xml:space="preserve"> </w:t>
+      </w:r>
+      <w:r>
+        <w:rPr>
+          <w:szCs w:val="20"/>
+        </w:rPr>
+        <w:t xml:space="preserve">share estimation, keyword search volume, and advertising bid optimization </w:t>
+      </w:r>
+      <w:r>
+        <w:rPr>
+          <w:szCs w:val="20"/>
+        </w:rPr>
+        <w:t xml:space="preserve">for </w:t>
+      </w:r>
+      <w:r>
+        <w:rPr>
+          <w:szCs w:val="20"/>
+        </w:rPr>
+        <w:t xml:space="preserve">multinational consumer </w:t>
+      </w:r>
+      <w:r>
+        <w:rPr>
+          <w:szCs w:val="20"/>
+        </w:rPr>
+        <w:t>brands across</w:t>
+      </w:r>
+      <w:r>
+        <w:rPr>
+          <w:szCs w:val="20"/>
+        </w:rPr>
+        <w:t xml:space="preserve"> Amazon and Walmart</w:t>
+      </w:r>
+      <w:r>
+        <w:rPr>
           <w:szCs w:val="20"/>
         </w:rPr>
         <w:t xml:space="preserve">. </w:t>
@@ -818,105 +890,14 @@
           <w:numId w:val="19"/>
         </w:numPr>
         <w:rPr>
-          <w:sz w:val="20"/>
           <w:szCs w:val="20"/>
         </w:rPr>
       </w:pPr>
       <w:r>
         <w:rPr>
-          <w:sz w:val="20"/>
           <w:szCs w:val="20"/>
         </w:rPr>
-        <w:t>Built Python pipelines</w:t>
-      </w:r>
-      <w:r>
-        <w:rPr>
-          <w:sz w:val="20"/>
-          <w:szCs w:val="20"/>
-        </w:rPr>
-        <w:t xml:space="preserve"> to collect, aggregate and visualize </w:t>
-      </w:r>
-      <w:r>
-        <w:rPr>
-          <w:sz w:val="20"/>
-          <w:szCs w:val="20"/>
-        </w:rPr>
-        <w:t>large scale datasets using distributed compute on Databricks and AWS SageMaker GPU clusters</w:t>
-      </w:r>
-      <w:r>
-        <w:rPr>
-          <w:sz w:val="20"/>
-          <w:szCs w:val="20"/>
-        </w:rPr>
-        <w:t xml:space="preserve">.   </w:t>
-      </w:r>
-    </w:p>
-    <w:p>
-      <w:pPr>
-        <w:pStyle w:val="ListBullet"/>
-        <w:numPr>
-          <w:ilvl w:val="0"/>
-          <w:numId w:val="19"/>
-        </w:numPr>
-        <w:rPr>
-          <w:sz w:val="20"/>
-          <w:szCs w:val="20"/>
-        </w:rPr>
-      </w:pPr>
-      <w:r>
-        <w:rPr>
-          <w:sz w:val="20"/>
-          <w:szCs w:val="20"/>
-        </w:rPr>
-        <w:t xml:space="preserve">Developed sequential neural network models to forecast sales demand for multi-million-dollar manufactures on Amazon. </w:t>
-      </w:r>
-    </w:p>
-    <w:p>
-      <w:pPr>
-        <w:pStyle w:val="ListBullet"/>
-        <w:numPr>
-          <w:ilvl w:val="0"/>
-          <w:numId w:val="19"/>
-        </w:numPr>
-        <w:rPr>
-          <w:sz w:val="20"/>
-          <w:szCs w:val="20"/>
-        </w:rPr>
-      </w:pPr>
-      <w:r>
-        <w:rPr>
-          <w:sz w:val="20"/>
-          <w:szCs w:val="20"/>
-        </w:rPr>
-        <w:t>Manage</w:t>
-      </w:r>
-      <w:r>
-        <w:rPr>
-          <w:sz w:val="20"/>
-          <w:szCs w:val="20"/>
-        </w:rPr>
-        <w:t>d</w:t>
-      </w:r>
-      <w:r>
-        <w:rPr>
-          <w:sz w:val="20"/>
-          <w:szCs w:val="20"/>
-        </w:rPr>
-        <w:t xml:space="preserve"> the entire life</w:t>
-      </w:r>
-      <w:r>
-        <w:rPr>
-          <w:sz w:val="20"/>
-          <w:szCs w:val="20"/>
-        </w:rPr>
-        <w:t xml:space="preserve"> </w:t>
-      </w:r>
-      <w:r>
-        <w:rPr>
-          <w:sz w:val="20"/>
-          <w:szCs w:val="20"/>
-        </w:rPr>
-        <w:t xml:space="preserve">cycle of projects starting with building requirements, collecting and cleaning data, training and testing models, performing quality assurance, and effectively communicating the findings. </w:t>
+        <w:t>Named Flywheel Digital’s 2021 Innovator of the Year.</w:t>
       </w:r>
     </w:p>
     <w:p>
@@ -939,13 +920,6 @@
           <w:sz w:val="21"/>
           <w:szCs w:val="21"/>
         </w:rPr>
-        <w:t xml:space="preserve">Development </w:t>
-      </w:r>
-      <w:r>
-        <w:rPr>
-          <w:sz w:val="21"/>
-          <w:szCs w:val="21"/>
-        </w:rPr>
         <w:t>Analyst</w:t>
       </w:r>
       <w:r>
@@ -953,14 +927,14 @@
           <w:sz w:val="21"/>
           <w:szCs w:val="21"/>
         </w:rPr>
-        <w:t>,</w:t>
+        <w:t xml:space="preserve"> | </w:t>
       </w:r>
       <w:r>
         <w:rPr>
           <w:sz w:val="21"/>
           <w:szCs w:val="21"/>
         </w:rPr>
-        <w:t xml:space="preserve"> Flywheel Digital | January 2019 – July 2020</w:t>
+        <w:t>Flywheel Digital | January 2019 – July 2020</w:t>
       </w:r>
     </w:p>
     <w:p>
@@ -971,44 +945,26 @@
           <w:numId w:val="19"/>
         </w:numPr>
         <w:rPr>
-          <w:sz w:val="20"/>
           <w:szCs w:val="20"/>
         </w:rPr>
       </w:pPr>
       <w:r>
         <w:rPr>
-          <w:sz w:val="20"/>
           <w:szCs w:val="20"/>
         </w:rPr>
-        <w:t xml:space="preserve">Worked directly with customers to develop reporting and insights driving growth for the world’s largest Ecommerce Brands. </w:t>
+        <w:t>Partnered with enterprise brands to develop reporting and analytics products that informed e-</w:t>
       </w:r>
       <w:r>
         <w:rPr>
-          <w:sz w:val="20"/>
           <w:szCs w:val="20"/>
         </w:rPr>
-        <w:t>D</w:t>
+        <w:t>commerce</w:t>
       </w:r>
       <w:r>
         <w:rPr>
-          <w:sz w:val="20"/>
           <w:szCs w:val="20"/>
         </w:rPr>
-        <w:t>eveloped and</w:t>
-      </w:r>
-      <w:r>
-        <w:rPr>
-          <w:sz w:val="20"/>
-          <w:szCs w:val="20"/>
-        </w:rPr>
-        <w:t xml:space="preserve"> presented pitch decks for prospects in pipeline</w:t>
-      </w:r>
-      <w:r>
-        <w:rPr>
-          <w:sz w:val="20"/>
-          <w:szCs w:val="20"/>
-        </w:rPr>
-        <w:t>.</w:t>
+        <w:t xml:space="preserve"> and advertising strategy. </w:t>
       </w:r>
     </w:p>
     <w:p>
@@ -1019,157 +975,32 @@
           <w:numId w:val="19"/>
         </w:numPr>
         <w:rPr>
-          <w:sz w:val="20"/>
           <w:szCs w:val="20"/>
         </w:rPr>
       </w:pPr>
       <w:r>
         <w:rPr>
-          <w:sz w:val="20"/>
           <w:szCs w:val="20"/>
         </w:rPr>
         <w:t xml:space="preserve">Built sales forecast and financial models for leadership to support </w:t>
       </w:r>
       <w:r>
         <w:rPr>
-          <w:sz w:val="20"/>
           <w:szCs w:val="20"/>
         </w:rPr>
-        <w:t>strategic business decisions</w:t>
+        <w:t xml:space="preserve">strategic </w:t>
       </w:r>
       <w:r>
         <w:rPr>
-          <w:sz w:val="20"/>
+          <w:szCs w:val="20"/>
+        </w:rPr>
+        <w:t>planning</w:t>
+      </w:r>
+      <w:r>
+        <w:rPr>
           <w:szCs w:val="20"/>
         </w:rPr>
         <w:t>.</w:t>
-      </w:r>
-    </w:p>
-    <w:p>
-      <w:pPr>
-        <w:pStyle w:val="Heading2"/>
-        <w:rPr>
-          <w:sz w:val="21"/>
-          <w:szCs w:val="21"/>
-        </w:rPr>
-      </w:pPr>
-      <w:r>
-        <w:rPr>
-          <w:sz w:val="21"/>
-          <w:szCs w:val="21"/>
-        </w:rPr>
-        <w:t>Analyst</w:t>
-      </w:r>
-      <w:r>
-        <w:rPr>
-          <w:sz w:val="21"/>
-          <w:szCs w:val="21"/>
-        </w:rPr>
-        <w:t>/</w:t>
-      </w:r>
-      <w:r>
-        <w:rPr>
-          <w:sz w:val="21"/>
-          <w:szCs w:val="21"/>
-        </w:rPr>
-        <w:t xml:space="preserve"> </w:t>
-      </w:r>
-      <w:r>
-        <w:rPr>
-          <w:sz w:val="21"/>
-          <w:szCs w:val="21"/>
-        </w:rPr>
-        <w:t>intern</w:t>
-      </w:r>
-      <w:r>
-        <w:rPr>
-          <w:sz w:val="21"/>
-          <w:szCs w:val="21"/>
-        </w:rPr>
-        <w:t xml:space="preserve"> at Flywheel Digital</w:t>
-      </w:r>
-      <w:r>
-        <w:rPr>
-          <w:sz w:val="21"/>
-          <w:szCs w:val="21"/>
-        </w:rPr>
-        <w:t xml:space="preserve"> | Summer 2016</w:t>
-      </w:r>
-      <w:r>
-        <w:rPr>
-          <w:sz w:val="21"/>
-          <w:szCs w:val="21"/>
-        </w:rPr>
-        <w:t xml:space="preserve"> &amp;</w:t>
-      </w:r>
-      <w:r>
-        <w:rPr>
-          <w:sz w:val="21"/>
-          <w:szCs w:val="21"/>
-        </w:rPr>
-        <w:t xml:space="preserve"> 2017</w:t>
-      </w:r>
-    </w:p>
-    <w:p>
-      <w:pPr>
-        <w:pStyle w:val="ListBullet"/>
-        <w:numPr>
-          <w:ilvl w:val="0"/>
-          <w:numId w:val="19"/>
-        </w:numPr>
-        <w:rPr>
-          <w:sz w:val="20"/>
-          <w:szCs w:val="20"/>
-        </w:rPr>
-      </w:pPr>
-      <w:r>
-        <w:rPr>
-          <w:sz w:val="20"/>
-          <w:szCs w:val="20"/>
-        </w:rPr>
-        <w:t>Early e</w:t>
-      </w:r>
-      <w:r>
-        <w:rPr>
-          <w:sz w:val="20"/>
-          <w:szCs w:val="20"/>
-        </w:rPr>
-        <w:t xml:space="preserve">mployee </w:t>
-      </w:r>
-      <w:r>
-        <w:rPr>
-          <w:sz w:val="20"/>
-          <w:szCs w:val="20"/>
-        </w:rPr>
-        <w:t>(</w:t>
-      </w:r>
-      <w:r>
-        <w:rPr>
-          <w:sz w:val="20"/>
-          <w:szCs w:val="20"/>
-        </w:rPr>
-        <w:t>#6</w:t>
-      </w:r>
-      <w:r>
-        <w:rPr>
-          <w:sz w:val="20"/>
-          <w:szCs w:val="20"/>
-        </w:rPr>
-        <w:t>)</w:t>
-      </w:r>
-      <w:r>
-        <w:rPr>
-          <w:sz w:val="20"/>
-          <w:szCs w:val="20"/>
-        </w:rPr>
-        <w:t xml:space="preserve"> at Flywheel</w:t>
-      </w:r>
-      <w:r>
-        <w:rPr>
-          <w:sz w:val="20"/>
-          <w:szCs w:val="20"/>
-        </w:rPr>
-        <w:t xml:space="preserve"> Digital prior to its growth to 2,000+ employees and $835M acquisition by Omnicom.</w:t>
       </w:r>
     </w:p>
     <w:p>
@@ -1217,11 +1048,26 @@
       </w:r>
       <w:r>
         <w:rPr>
+          <w:sz w:val="21"/>
+          <w:szCs w:val="21"/>
+        </w:rPr>
+        <w:t xml:space="preserve"> </w:t>
+      </w:r>
+      <w:r>
+        <w:rPr>
+          <w:iCs/>
+          <w:sz w:val="21"/>
+          <w:szCs w:val="21"/>
+        </w:rPr>
+        <w:t>|</w:t>
+      </w:r>
+      <w:r>
+        <w:rPr>
           <w:i/>
           <w:sz w:val="21"/>
           <w:szCs w:val="21"/>
         </w:rPr>
-        <w:t xml:space="preserve"> – </w:t>
+        <w:t xml:space="preserve"> </w:t>
       </w:r>
       <w:r>
         <w:rPr>
@@ -1244,14 +1090,7 @@
           <w:sz w:val="21"/>
           <w:szCs w:val="21"/>
         </w:rPr>
-        <w:t>|</w:t>
-      </w:r>
-      <w:r>
-        <w:rPr>
-          <w:sz w:val="21"/>
-          <w:szCs w:val="21"/>
-        </w:rPr>
-        <w:t xml:space="preserve"> </w:t>
+        <w:t xml:space="preserve">| </w:t>
       </w:r>
       <w:r>
         <w:rPr>
@@ -1272,7 +1111,6 @@
       <w:pPr>
         <w:pStyle w:val="ListBullet"/>
         <w:rPr>
-          <w:sz w:val="20"/>
           <w:szCs w:val="20"/>
         </w:rPr>
       </w:pPr>
@@ -1280,31 +1118,13 @@
         <w:r>
           <w:rPr>
             <w:rStyle w:val="Hyperlink"/>
-            <w:sz w:val="20"/>
             <w:szCs w:val="20"/>
           </w:rPr>
-          <w:t>Rese</w:t>
+          <w:t>Research</w:t>
         </w:r>
         <w:r>
           <w:rPr>
             <w:rStyle w:val="Hyperlink"/>
-            <w:sz w:val="20"/>
-            <w:szCs w:val="20"/>
-          </w:rPr>
-          <w:t>a</w:t>
-        </w:r>
-        <w:r>
-          <w:rPr>
-            <w:rStyle w:val="Hyperlink"/>
-            <w:sz w:val="20"/>
-            <w:szCs w:val="20"/>
-          </w:rPr>
-          <w:t>rch</w:t>
-        </w:r>
-        <w:r>
-          <w:rPr>
-            <w:rStyle w:val="Hyperlink"/>
-            <w:sz w:val="20"/>
             <w:szCs w:val="20"/>
           </w:rPr>
           <w:t xml:space="preserve"> Contribution</w:t>
@@ -1312,40 +1132,59 @@
       </w:hyperlink>
       <w:r>
         <w:rPr>
-          <w:sz w:val="20"/>
           <w:szCs w:val="20"/>
         </w:rPr>
-        <w:t xml:space="preserve">, JHU Department of Neurology. Trained CNNs </w:t>
+        <w:t xml:space="preserve">, JHU Department of Neurology. Trained </w:t>
       </w:r>
       <w:r>
         <w:rPr>
-          <w:sz w:val="20"/>
+          <w:szCs w:val="20"/>
+        </w:rPr>
+        <w:t>convolutional neural networks</w:t>
+      </w:r>
+      <w:r>
+        <w:rPr>
+          <w:szCs w:val="20"/>
+        </w:rPr>
+        <w:t xml:space="preserve"> </w:t>
+      </w:r>
+      <w:r>
+        <w:rPr>
           <w:szCs w:val="20"/>
         </w:rPr>
         <w:t>with</w:t>
       </w:r>
       <w:r>
         <w:rPr>
-          <w:sz w:val="20"/>
           <w:szCs w:val="20"/>
         </w:rPr>
-        <w:t xml:space="preserve"> eye tracking data to predict and detect neurological disease. </w:t>
+        <w:t xml:space="preserve"> eye</w:t>
+      </w:r>
+      <w:r>
+        <w:rPr>
+          <w:szCs w:val="20"/>
+        </w:rPr>
+        <w:t xml:space="preserve"> </w:t>
+      </w:r>
+      <w:r>
+        <w:rPr>
+          <w:szCs w:val="20"/>
+        </w:rPr>
+        <w:t xml:space="preserve">tracking data to predict and detect neurological disease. </w:t>
       </w:r>
     </w:p>
     <w:p>
       <w:pPr>
         <w:pStyle w:val="ListBullet"/>
         <w:rPr>
-          <w:sz w:val="20"/>
           <w:szCs w:val="20"/>
         </w:rPr>
       </w:pPr>
       <w:r>
         <w:rPr>
-          <w:sz w:val="20"/>
           <w:szCs w:val="20"/>
         </w:rPr>
-        <w:t xml:space="preserve">Focus areas included deep learning, NLP, distributed systems, GPU programming and AI system design. </w:t>
+        <w:t xml:space="preserve">Focus areas included deep learning, NLP, distributed systems, GPU programing and AI system design. </w:t>
       </w:r>
     </w:p>
     <w:p>
@@ -1375,19 +1214,17 @@
           <w:sz w:val="21"/>
           <w:szCs w:val="21"/>
         </w:rPr>
-        <w:t xml:space="preserve"> Mathematics</w:t>
+        <w:t xml:space="preserve"> Mathematics </w:t>
       </w:r>
       <w:r>
         <w:rPr>
-          <w:i/>
           <w:sz w:val="21"/>
           <w:szCs w:val="21"/>
         </w:rPr>
-        <w:t xml:space="preserve"> - </w:t>
+        <w:t xml:space="preserve">| </w:t>
       </w:r>
       <w:r>
         <w:rPr>
-          <w:iCs/>
           <w:sz w:val="21"/>
           <w:szCs w:val="21"/>
         </w:rPr>
@@ -1398,14 +1235,7 @@
           <w:sz w:val="21"/>
           <w:szCs w:val="21"/>
         </w:rPr>
-        <w:t xml:space="preserve"> </w:t>
-      </w:r>
-      <w:r>
-        <w:rPr>
-          <w:sz w:val="21"/>
-          <w:szCs w:val="21"/>
-        </w:rPr>
-        <w:t xml:space="preserve">| </w:t>
+        <w:t xml:space="preserve"> | </w:t>
       </w:r>
       <w:r>
         <w:rPr>
@@ -1430,27 +1260,23 @@
           <w:numId w:val="25"/>
         </w:numPr>
         <w:rPr>
-          <w:sz w:val="20"/>
           <w:szCs w:val="20"/>
         </w:rPr>
       </w:pPr>
       <w:r>
         <w:rPr>
-          <w:sz w:val="20"/>
           <w:szCs w:val="20"/>
         </w:rPr>
         <w:t>Developed software using athlet</w:t>
       </w:r>
       <w:r>
         <w:rPr>
-          <w:sz w:val="20"/>
           <w:szCs w:val="20"/>
         </w:rPr>
         <w:t>e</w:t>
       </w:r>
       <w:r>
         <w:rPr>
-          <w:sz w:val="20"/>
           <w:szCs w:val="20"/>
         </w:rPr>
         <w:t xml:space="preserve"> historic data to predict outcomes of Mixed Martial Arts bouts. </w:t>
@@ -1458,29 +1284,301 @@
     </w:p>
     <w:p>
       <w:pPr>
-        <w:pStyle w:val="ListParagraph"/>
+        <w:pStyle w:val="Heading1"/>
+        <w:rPr>
+          <w:sz w:val="32"/>
+        </w:rPr>
+      </w:pPr>
+      <w:r>
+        <w:rPr>
+          <w:sz w:val="32"/>
+        </w:rPr>
+        <w:t xml:space="preserve">Technical </w:t>
+      </w:r>
+      <w:r>
+        <w:rPr>
+          <w:sz w:val="32"/>
+        </w:rPr>
+        <w:t>Skills</w:t>
+      </w:r>
+    </w:p>
+    <w:p>
+      <w:pPr>
+        <w:pStyle w:val="ListBullet"/>
         <w:numPr>
           <w:ilvl w:val="0"/>
-          <w:numId w:val="25"/>
+          <w:numId w:val="0"/>
         </w:numPr>
+        <w:ind w:left="360" w:hanging="360"/>
         <w:rPr>
-          <w:sz w:val="20"/>
           <w:szCs w:val="20"/>
         </w:rPr>
       </w:pPr>
       <w:r>
         <w:rPr>
-          <w:sz w:val="20"/>
+          <w:b/>
+          <w:bCs/>
           <w:szCs w:val="20"/>
         </w:rPr>
-        <w:t>Studied Jazz Guitar</w:t>
+        <w:t>Languages</w:t>
       </w:r>
       <w:r>
         <w:rPr>
-          <w:sz w:val="20"/>
+          <w:szCs w:val="20"/>
+        </w:rPr>
+        <w:t xml:space="preserve">: </w:t>
+      </w:r>
+      <w:r>
+        <w:rPr>
+          <w:szCs w:val="20"/>
+        </w:rPr>
+        <w:t xml:space="preserve">Python, </w:t>
+      </w:r>
+      <w:r>
+        <w:rPr>
+          <w:szCs w:val="20"/>
+        </w:rPr>
+        <w:t xml:space="preserve">SQL, </w:t>
+      </w:r>
+      <w:r>
+        <w:rPr>
+          <w:szCs w:val="20"/>
+        </w:rPr>
+        <w:t>Type</w:t>
+      </w:r>
+      <w:r>
+        <w:rPr>
+          <w:szCs w:val="20"/>
+        </w:rPr>
+        <w:t>S</w:t>
+      </w:r>
+      <w:r>
+        <w:rPr>
+          <w:szCs w:val="20"/>
+        </w:rPr>
+        <w:t>cript/Java</w:t>
+      </w:r>
+      <w:r>
+        <w:rPr>
+          <w:szCs w:val="20"/>
+        </w:rPr>
+        <w:t>S</w:t>
+      </w:r>
+      <w:r>
+        <w:rPr>
+          <w:szCs w:val="20"/>
+        </w:rPr>
+        <w:t>cript,</w:t>
+      </w:r>
+      <w:r>
+        <w:rPr>
+          <w:szCs w:val="20"/>
+        </w:rPr>
+        <w:t xml:space="preserve"> C#,</w:t>
+      </w:r>
+      <w:r>
+        <w:rPr>
+          <w:szCs w:val="20"/>
+        </w:rPr>
+        <w:t xml:space="preserve"> C++,</w:t>
+      </w:r>
+      <w:r>
+        <w:rPr>
           <w:szCs w:val="20"/>
         </w:rPr>
         <w:t xml:space="preserve"> </w:t>
+      </w:r>
+      <w:r>
+        <w:rPr>
+          <w:szCs w:val="20"/>
+        </w:rPr>
+        <w:t xml:space="preserve">R, </w:t>
+      </w:r>
+      <w:r>
+        <w:rPr>
+          <w:szCs w:val="20"/>
+        </w:rPr>
+        <w:t>MATLAB</w:t>
+      </w:r>
+    </w:p>
+    <w:p>
+      <w:pPr>
+        <w:pStyle w:val="ListBullet"/>
+        <w:numPr>
+          <w:ilvl w:val="0"/>
+          <w:numId w:val="0"/>
+        </w:numPr>
+        <w:ind w:left="360" w:hanging="360"/>
+        <w:rPr>
+          <w:szCs w:val="20"/>
+        </w:rPr>
+      </w:pPr>
+      <w:r>
+        <w:rPr>
+          <w:b/>
+          <w:bCs/>
+          <w:szCs w:val="20"/>
+        </w:rPr>
+        <w:t>App Dev</w:t>
+      </w:r>
+      <w:r>
+        <w:rPr>
+          <w:szCs w:val="20"/>
+        </w:rPr>
+        <w:t>:</w:t>
+      </w:r>
+      <w:r>
+        <w:rPr>
+          <w:szCs w:val="20"/>
+        </w:rPr>
+        <w:t xml:space="preserve"> React, Next.js, </w:t>
+      </w:r>
+      <w:r>
+        <w:rPr>
+          <w:szCs w:val="20"/>
+        </w:rPr>
+        <w:t>N</w:t>
+      </w:r>
+      <w:r>
+        <w:rPr>
+          <w:szCs w:val="20"/>
+        </w:rPr>
+        <w:t>ode.js,</w:t>
+      </w:r>
+      <w:r>
+        <w:rPr>
+          <w:szCs w:val="20"/>
+        </w:rPr>
+        <w:t xml:space="preserve"> Vite</w:t>
+      </w:r>
+      <w:r>
+        <w:rPr>
+          <w:szCs w:val="20"/>
+        </w:rPr>
+        <w:t>,</w:t>
+      </w:r>
+      <w:r>
+        <w:rPr>
+          <w:szCs w:val="20"/>
+        </w:rPr>
+        <w:t xml:space="preserve"> Bun, REST APIs, </w:t>
+      </w:r>
+      <w:proofErr w:type="spellStart"/>
+      <w:r>
+        <w:rPr>
+          <w:szCs w:val="20"/>
+        </w:rPr>
+        <w:t>GraphQL</w:t>
+      </w:r>
+      <w:proofErr w:type="spellEnd"/>
+      <w:r>
+        <w:rPr>
+          <w:szCs w:val="20"/>
+        </w:rPr>
+        <w:t xml:space="preserve">, </w:t>
+      </w:r>
+      <w:proofErr w:type="spellStart"/>
+      <w:r>
+        <w:rPr>
+          <w:szCs w:val="20"/>
+        </w:rPr>
+        <w:t>WebSockets</w:t>
+      </w:r>
+      <w:proofErr w:type="spellEnd"/>
+      <w:r>
+        <w:rPr>
+          <w:szCs w:val="20"/>
+        </w:rPr>
+        <w:t>, Microsoft Office.js</w:t>
+      </w:r>
+    </w:p>
+    <w:p>
+      <w:r>
+        <w:rPr>
+          <w:b/>
+          <w:bCs/>
+        </w:rPr>
+        <w:t>Cloud</w:t>
+      </w:r>
+      <w:r>
+        <w:rPr>
+          <w:b/>
+          <w:bCs/>
+        </w:rPr>
+        <w:t>, Data</w:t>
+      </w:r>
+      <w:r>
+        <w:rPr>
+          <w:b/>
+          <w:bCs/>
+        </w:rPr>
+        <w:t xml:space="preserve"> &amp;</w:t>
+      </w:r>
+      <w:r>
+        <w:rPr>
+          <w:b/>
+          <w:bCs/>
+        </w:rPr>
+        <w:t xml:space="preserve"> AI</w:t>
+      </w:r>
+      <w:r>
+        <w:t>:</w:t>
+      </w:r>
+      <w:r>
+        <w:t xml:space="preserve"> AWS,</w:t>
+      </w:r>
+      <w:r>
+        <w:t xml:space="preserve"> Azure, GCP,</w:t>
+      </w:r>
+      <w:r>
+        <w:t xml:space="preserve"> </w:t>
+      </w:r>
+      <w:r>
+        <w:t xml:space="preserve">Databricks, PostgreSQL, MongoDB, Snowflake, </w:t>
+      </w:r>
+      <w:proofErr w:type="spellStart"/>
+      <w:r>
+        <w:t>Supabase</w:t>
+      </w:r>
+      <w:proofErr w:type="spellEnd"/>
+      <w:r>
+        <w:t>, Redis,  Docker, Linux, CI/CD, CUDA,</w:t>
+      </w:r>
+      <w:r>
+        <w:t xml:space="preserve"> </w:t>
+      </w:r>
+      <w:proofErr w:type="spellStart"/>
+      <w:r>
+        <w:t>PySpark</w:t>
+      </w:r>
+      <w:proofErr w:type="spellEnd"/>
+      <w:r>
+        <w:t xml:space="preserve">, </w:t>
+      </w:r>
+      <w:proofErr w:type="spellStart"/>
+      <w:r>
+        <w:t>PyTorch</w:t>
+      </w:r>
+      <w:proofErr w:type="spellEnd"/>
+      <w:r>
+        <w:t>, Tensor</w:t>
+      </w:r>
+      <w:r>
+        <w:t>F</w:t>
+      </w:r>
+      <w:r>
+        <w:t>low</w:t>
+      </w:r>
+      <w:r>
+        <w:t xml:space="preserve">, </w:t>
+      </w:r>
+      <w:proofErr w:type="spellStart"/>
+      <w:r>
+        <w:t>Vercel</w:t>
+      </w:r>
+      <w:proofErr w:type="spellEnd"/>
+      <w:r>
+        <w:t xml:space="preserve"> AI SDK</w:t>
       </w:r>
     </w:p>
     <w:sectPr>
@@ -1497,7 +1595,7 @@
 </file>
 
 <file path=word/endnotes.xml><?xml version="1.0" encoding="utf-8"?>
-<w:endnotes xmlns:wpc="http://schemas.microsoft.com/office/word/2010/wordprocessingCanvas" xmlns:cx="http://schemas.microsoft.com/office/drawing/2014/chartex" xmlns:cx1="http://schemas.microsoft.com/office/drawing/2015/9/8/chartex" xmlns:cx2="http://schemas.microsoft.com/office/drawing/2015/10/21/chartex" xmlns:cx3="http://schemas.microsoft.com/office/drawing/2016/5/9/chartex" xmlns:cx4="http://schemas.microsoft.com/office/drawing/2016/5/10/chartex" xmlns:cx5="http://schemas.microsoft.com/office/drawing/2016/5/11/chartex" xmlns:cx6="http://schemas.microsoft.com/office/drawing/2016/5/12/chartex" xmlns:cx7="http://schemas.microsoft.com/office/drawing/2016/5/13/chartex" xmlns:cx8="http://schemas.microsoft.com/office/drawing/2016/5/14/chartex" xmlns:mc="http://schemas.openxmlformats.org/markup-compatibility/2006" xmlns:aink="http://schemas.microsoft.com/office/drawing/2016/ink" xmlns:am3d="http://schemas.microsoft.com/office/drawing/2017/model3d" xmlns:o="urn:schemas-microsoft-com:office:office" xmlns:oel="http://schemas.microsoft.com/office/2019/extlst" xmlns:r="http://schemas.openxmlformats.org/officeDocument/2006/relationships" xmlns:m="http://schemas.openxmlformats.org/officeDocument/2006/math" xmlns:v="urn:schemas-microsoft-com:vml" xmlns:wp14="http://schemas.microsoft.com/office/word/2010/wordprocessingDrawing" xmlns:wp="http://schemas.openxmlformats.org/drawingml/2006/wordprocessingDrawing" xmlns:w10="urn:schemas-microsoft-com:office:word" xmlns:w="http://schemas.openxmlformats.org/wordprocessingml/2006/main" xmlns:w14="http://schemas.microsoft.com/office/word/2010/wordml" xmlns:w15="http://schemas.microsoft.com/office/word/2012/wordml" xmlns:w16cex="http://schemas.microsoft.com/office/word/2018/wordml/cex" xmlns:w16cid="http://schemas.microsoft.com/office/word/2016/wordml/cid" xmlns:w16="http://schemas.microsoft.com/office/word/2018/wordml" xmlns:w16du="http://schemas.microsoft.com/office/word/2023/wordml/word16du" xmlns:w16sdtdh="http://schemas.microsoft.com/office/word/2020/wordml/sdtdatahash" xmlns:w16sdtfl="http://schemas.microsoft.com/office/word/2024/wordml/sdtformatlock" xmlns:w16se="http://schemas.microsoft.com/office/word/2015/wordml/symex" xmlns:wpg="http://schemas.microsoft.com/office/word/2010/wordprocessingGroup" xmlns:wpi="http://schemas.microsoft.com/office/word/2010/wordprocessingInk" xmlns:wne="http://schemas.microsoft.com/office/word/2006/wordml" xmlns:wps="http://schemas.microsoft.com/office/word/2010/wordprocessingShape" mc:Ignorable="w14 w15 w16se w16cid w16 w16cex w16sdtdh w16sdtfl w16du wp14">
+<w:endnotes xmlns:wpc="http://schemas.microsoft.com/office/word/2010/wordprocessingCanvas" xmlns:cx="http://schemas.microsoft.com/office/drawing/2014/chartex" xmlns:cx1="http://schemas.microsoft.com/office/drawing/2015/9/8/chartex" xmlns:cx2="http://schemas.microsoft.com/office/drawing/2015/10/21/chartex" xmlns:cx3="http://schemas.microsoft.com/office/drawing/2016/5/9/chartex" xmlns:cx4="http://schemas.microsoft.com/office/drawing/2016/5/10/chartex" xmlns:cx5="http://schemas.microsoft.com/office/drawing/2016/5/11/chartex" xmlns:cx6="http://schemas.microsoft.com/office/drawing/2016/5/12/chartex" xmlns:cx7="http://schemas.microsoft.com/office/drawing/2016/5/13/chartex" xmlns:cx8="http://schemas.microsoft.com/office/drawing/2016/5/14/chartex" xmlns:mc="http://schemas.openxmlformats.org/markup-compatibility/2006" xmlns:m="http://schemas.openxmlformats.org/officeDocument/2006/math" xmlns:aink="http://schemas.microsoft.com/office/drawing/2016/ink" xmlns:am3d="http://schemas.microsoft.com/office/drawing/2017/model3d" xmlns:oel="http://schemas.microsoft.com/office/2019/extlst" xmlns:r="http://schemas.openxmlformats.org/officeDocument/2006/relationships" xmlns:wp14="http://schemas.microsoft.com/office/word/2010/wordprocessingDrawing" xmlns:wp="http://schemas.openxmlformats.org/drawingml/2006/wordprocessingDrawing" xmlns:wpg="http://schemas.microsoft.com/office/word/2010/wordprocessingGroup" xmlns:wpi="http://schemas.microsoft.com/office/word/2010/wordprocessingInk" xmlns:wps="http://schemas.microsoft.com/office/word/2010/wordprocessingShape" xmlns:o="urn:schemas-microsoft-com:office:office" xmlns:v="urn:schemas-microsoft-com:vml" xmlns:w10="urn:schemas-microsoft-com:office:word" xmlns:w="http://schemas.openxmlformats.org/wordprocessingml/2006/main" xmlns:w14="http://schemas.microsoft.com/office/word/2010/wordml" xmlns:w15="http://schemas.microsoft.com/office/word/2012/wordml" xmlns:w16cei="http://schemas.microsoft.com/office/word/2026/wordml/cei" xmlns:w16cex="http://schemas.microsoft.com/office/word/2018/wordml/cex" xmlns:w16cid="http://schemas.microsoft.com/office/word/2016/wordml/cid" xmlns:w16="http://schemas.microsoft.com/office/word/2018/wordml" xmlns:w16sdtdh="http://schemas.microsoft.com/office/word/2020/wordml/sdtdatahash" xmlns:w16sdtfl="http://schemas.microsoft.com/office/word/2024/wordml/sdtformatlock" xmlns:w16se="http://schemas.microsoft.com/office/word/2015/wordml/symex" xmlns:w16du="http://schemas.microsoft.com/office/word/2023/wordml/word16du" xmlns:wne="http://schemas.microsoft.com/office/word/2006/wordml" mc:Ignorable="w14 w15 w16se w16cid w16 w16cex w16sdtdh w16sdtfl w16du wp14">
   <w:endnote w:type="separator" w:id="-1">
     <w:p>
       <w:pPr>
@@ -1522,7 +1620,7 @@
 </file>
 
 <file path=word/footer1.xml><?xml version="1.0" encoding="utf-8"?>
-<w:ftr xmlns:wpc="http://schemas.microsoft.com/office/word/2010/wordprocessingCanvas" xmlns:cx="http://schemas.microsoft.com/office/drawing/2014/chartex" xmlns:cx1="http://schemas.microsoft.com/office/drawing/2015/9/8/chartex" xmlns:cx2="http://schemas.microsoft.com/office/drawing/2015/10/21/chartex" xmlns:cx3="http://schemas.microsoft.com/office/drawing/2016/5/9/chartex" xmlns:cx4="http://schemas.microsoft.com/office/drawing/2016/5/10/chartex" xmlns:cx5="http://schemas.microsoft.com/office/drawing/2016/5/11/chartex" xmlns:cx6="http://schemas.microsoft.com/office/drawing/2016/5/12/chartex" xmlns:cx7="http://schemas.microsoft.com/office/drawing/2016/5/13/chartex" xmlns:cx8="http://schemas.microsoft.com/office/drawing/2016/5/14/chartex" xmlns:mc="http://schemas.openxmlformats.org/markup-compatibility/2006" xmlns:aink="http://schemas.microsoft.com/office/drawing/2016/ink" xmlns:am3d="http://schemas.microsoft.com/office/drawing/2017/model3d" xmlns:o="urn:schemas-microsoft-com:office:office" xmlns:oel="http://schemas.microsoft.com/office/2019/extlst" xmlns:r="http://schemas.openxmlformats.org/officeDocument/2006/relationships" xmlns:m="http://schemas.openxmlformats.org/officeDocument/2006/math" xmlns:v="urn:schemas-microsoft-com:vml" xmlns:wp14="http://schemas.microsoft.com/office/word/2010/wordprocessingDrawing" xmlns:wp="http://schemas.openxmlformats.org/drawingml/2006/wordprocessingDrawing" xmlns:w10="urn:schemas-microsoft-com:office:word" xmlns:w="http://schemas.openxmlformats.org/wordprocessingml/2006/main" xmlns:w14="http://schemas.microsoft.com/office/word/2010/wordml" xmlns:w15="http://schemas.microsoft.com/office/word/2012/wordml" xmlns:w16cex="http://schemas.microsoft.com/office/word/2018/wordml/cex" xmlns:w16cid="http://schemas.microsoft.com/office/word/2016/wordml/cid" xmlns:w16="http://schemas.microsoft.com/office/word/2018/wordml" xmlns:w16du="http://schemas.microsoft.com/office/word/2023/wordml/word16du" xmlns:w16sdtdh="http://schemas.microsoft.com/office/word/2020/wordml/sdtdatahash" xmlns:w16sdtfl="http://schemas.microsoft.com/office/word/2024/wordml/sdtformatlock" xmlns:w16se="http://schemas.microsoft.com/office/word/2015/wordml/symex" xmlns:wpg="http://schemas.microsoft.com/office/word/2010/wordprocessingGroup" xmlns:wpi="http://schemas.microsoft.com/office/word/2010/wordprocessingInk" xmlns:wne="http://schemas.microsoft.com/office/word/2006/wordml" xmlns:wps="http://schemas.microsoft.com/office/word/2010/wordprocessingShape" mc:Ignorable="w14 w15 w16se w16cid w16 w16cex w16sdtdh w16sdtfl w16du wp14">
+<w:ftr xmlns:wpc="http://schemas.microsoft.com/office/word/2010/wordprocessingCanvas" xmlns:cx="http://schemas.microsoft.com/office/drawing/2014/chartex" xmlns:cx1="http://schemas.microsoft.com/office/drawing/2015/9/8/chartex" xmlns:cx2="http://schemas.microsoft.com/office/drawing/2015/10/21/chartex" xmlns:cx3="http://schemas.microsoft.com/office/drawing/2016/5/9/chartex" xmlns:cx4="http://schemas.microsoft.com/office/drawing/2016/5/10/chartex" xmlns:cx5="http://schemas.microsoft.com/office/drawing/2016/5/11/chartex" xmlns:cx6="http://schemas.microsoft.com/office/drawing/2016/5/12/chartex" xmlns:cx7="http://schemas.microsoft.com/office/drawing/2016/5/13/chartex" xmlns:cx8="http://schemas.microsoft.com/office/drawing/2016/5/14/chartex" xmlns:mc="http://schemas.openxmlformats.org/markup-compatibility/2006" xmlns:m="http://schemas.openxmlformats.org/officeDocument/2006/math" xmlns:aink="http://schemas.microsoft.com/office/drawing/2016/ink" xmlns:am3d="http://schemas.microsoft.com/office/drawing/2017/model3d" xmlns:oel="http://schemas.microsoft.com/office/2019/extlst" xmlns:r="http://schemas.openxmlformats.org/officeDocument/2006/relationships" xmlns:wp14="http://schemas.microsoft.com/office/word/2010/wordprocessingDrawing" xmlns:wp="http://schemas.openxmlformats.org/drawingml/2006/wordprocessingDrawing" xmlns:wpg="http://schemas.microsoft.com/office/word/2010/wordprocessingGroup" xmlns:wpi="http://schemas.microsoft.com/office/word/2010/wordprocessingInk" xmlns:wps="http://schemas.microsoft.com/office/word/2010/wordprocessingShape" xmlns:o="urn:schemas-microsoft-com:office:office" xmlns:v="urn:schemas-microsoft-com:vml" xmlns:w10="urn:schemas-microsoft-com:office:word" xmlns:w="http://schemas.openxmlformats.org/wordprocessingml/2006/main" xmlns:w14="http://schemas.microsoft.com/office/word/2010/wordml" xmlns:w15="http://schemas.microsoft.com/office/word/2012/wordml" xmlns:w16cei="http://schemas.microsoft.com/office/word/2026/wordml/cei" xmlns:w16cex="http://schemas.microsoft.com/office/word/2018/wordml/cex" xmlns:w16cid="http://schemas.microsoft.com/office/word/2016/wordml/cid" xmlns:w16="http://schemas.microsoft.com/office/word/2018/wordml" xmlns:w16sdtdh="http://schemas.microsoft.com/office/word/2020/wordml/sdtdatahash" xmlns:w16sdtfl="http://schemas.microsoft.com/office/word/2024/wordml/sdtformatlock" xmlns:w16se="http://schemas.microsoft.com/office/word/2015/wordml/symex" xmlns:w16du="http://schemas.microsoft.com/office/word/2023/wordml/word16du" xmlns:wne="http://schemas.microsoft.com/office/word/2006/wordml" mc:Ignorable="w14 w15 w16se w16cid w16 w16cex w16sdtdh w16sdtfl w16du wp14">
   <w:sdt>
     <w:sdtPr>
       <w:id w:val="-1341617930"/>
@@ -1569,7 +1667,7 @@
 </file>
 
 <file path=word/footnotes.xml><?xml version="1.0" encoding="utf-8"?>
-<w:footnotes xmlns:wpc="http://schemas.microsoft.com/office/word/2010/wordprocessingCanvas" xmlns:cx="http://schemas.microsoft.com/office/drawing/2014/chartex" xmlns:cx1="http://schemas.microsoft.com/office/drawing/2015/9/8/chartex" xmlns:cx2="http://schemas.microsoft.com/office/drawing/2015/10/21/chartex" xmlns:cx3="http://schemas.microsoft.com/office/drawing/2016/5/9/chartex" xmlns:cx4="http://schemas.microsoft.com/office/drawing/2016/5/10/chartex" xmlns:cx5="http://schemas.microsoft.com/office/drawing/2016/5/11/chartex" xmlns:cx6="http://schemas.microsoft.com/office/drawing/2016/5/12/chartex" xmlns:cx7="http://schemas.microsoft.com/office/drawing/2016/5/13/chartex" xmlns:cx8="http://schemas.microsoft.com/office/drawing/2016/5/14/chartex" xmlns:mc="http://schemas.openxmlformats.org/markup-compatibility/2006" xmlns:aink="http://schemas.microsoft.com/office/drawing/2016/ink" xmlns:am3d="http://schemas.microsoft.com/office/drawing/2017/model3d" xmlns:o="urn:schemas-microsoft-com:office:office" xmlns:oel="http://schemas.microsoft.com/office/2019/extlst" xmlns:r="http://schemas.openxmlformats.org/officeDocument/2006/relationships" xmlns:m="http://schemas.openxmlformats.org/officeDocument/2006/math" xmlns:v="urn:schemas-microsoft-com:vml" xmlns:wp14="http://schemas.microsoft.com/office/word/2010/wordprocessingDrawing" xmlns:wp="http://schemas.openxmlformats.org/drawingml/2006/wordprocessingDrawing" xmlns:w10="urn:schemas-microsoft-com:office:word" xmlns:w="http://schemas.openxmlformats.org/wordprocessingml/2006/main" xmlns:w14="http://schemas.microsoft.com/office/word/2010/wordml" xmlns:w15="http://schemas.microsoft.com/office/word/2012/wordml" xmlns:w16cex="http://schemas.microsoft.com/office/word/2018/wordml/cex" xmlns:w16cid="http://schemas.microsoft.com/office/word/2016/wordml/cid" xmlns:w16="http://schemas.microsoft.com/office/word/2018/wordml" xmlns:w16du="http://schemas.microsoft.com/office/word/2023/wordml/word16du" xmlns:w16sdtdh="http://schemas.microsoft.com/office/word/2020/wordml/sdtdatahash" xmlns:w16sdtfl="http://schemas.microsoft.com/office/word/2024/wordml/sdtformatlock" xmlns:w16se="http://schemas.microsoft.com/office/word/2015/wordml/symex" xmlns:wpg="http://schemas.microsoft.com/office/word/2010/wordprocessingGroup" xmlns:wpi="http://schemas.microsoft.com/office/word/2010/wordprocessingInk" xmlns:wne="http://schemas.microsoft.com/office/word/2006/wordml" xmlns:wps="http://schemas.microsoft.com/office/word/2010/wordprocessingShape" mc:Ignorable="w14 w15 w16se w16cid w16 w16cex w16sdtdh w16sdtfl w16du wp14">
+<w:footnotes xmlns:wpc="http://schemas.microsoft.com/office/word/2010/wordprocessingCanvas" xmlns:cx="http://schemas.microsoft.com/office/drawing/2014/chartex" xmlns:cx1="http://schemas.microsoft.com/office/drawing/2015/9/8/chartex" xmlns:cx2="http://schemas.microsoft.com/office/drawing/2015/10/21/chartex" xmlns:cx3="http://schemas.microsoft.com/office/drawing/2016/5/9/chartex" xmlns:cx4="http://schemas.microsoft.com/office/drawing/2016/5/10/chartex" xmlns:cx5="http://schemas.microsoft.com/office/drawing/2016/5/11/chartex" xmlns:cx6="http://schemas.microsoft.com/office/drawing/2016/5/12/chartex" xmlns:cx7="http://schemas.microsoft.com/office/drawing/2016/5/13/chartex" xmlns:cx8="http://schemas.microsoft.com/office/drawing/2016/5/14/chartex" xmlns:mc="http://schemas.openxmlformats.org/markup-compatibility/2006" xmlns:m="http://schemas.openxmlformats.org/officeDocument/2006/math" xmlns:aink="http://schemas.microsoft.com/office/drawing/2016/ink" xmlns:am3d="http://schemas.microsoft.com/office/drawing/2017/model3d" xmlns:oel="http://schemas.microsoft.com/office/2019/extlst" xmlns:r="http://schemas.openxmlformats.org/officeDocument/2006/relationships" xmlns:wp14="http://schemas.microsoft.com/office/word/2010/wordprocessingDrawing" xmlns:wp="http://schemas.openxmlformats.org/drawingml/2006/wordprocessingDrawing" xmlns:wpg="http://schemas.microsoft.com/office/word/2010/wordprocessingGroup" xmlns:wpi="http://schemas.microsoft.com/office/word/2010/wordprocessingInk" xmlns:wps="http://schemas.microsoft.com/office/word/2010/wordprocessingShape" xmlns:o="urn:schemas-microsoft-com:office:office" xmlns:v="urn:schemas-microsoft-com:vml" xmlns:w10="urn:schemas-microsoft-com:office:word" xmlns:w="http://schemas.openxmlformats.org/wordprocessingml/2006/main" xmlns:w14="http://schemas.microsoft.com/office/word/2010/wordml" xmlns:w15="http://schemas.microsoft.com/office/word/2012/wordml" xmlns:w16cei="http://schemas.microsoft.com/office/word/2026/wordml/cei" xmlns:w16cex="http://schemas.microsoft.com/office/word/2018/wordml/cex" xmlns:w16cid="http://schemas.microsoft.com/office/word/2016/wordml/cid" xmlns:w16="http://schemas.microsoft.com/office/word/2018/wordml" xmlns:w16sdtdh="http://schemas.microsoft.com/office/word/2020/wordml/sdtdatahash" xmlns:w16sdtfl="http://schemas.microsoft.com/office/word/2024/wordml/sdtformatlock" xmlns:w16se="http://schemas.microsoft.com/office/word/2015/wordml/symex" xmlns:w16du="http://schemas.microsoft.com/office/word/2023/wordml/word16du" xmlns:wne="http://schemas.microsoft.com/office/word/2006/wordml" mc:Ignorable="w14 w15 w16se w16cid w16 w16cex w16sdtdh w16sdtfl w16du wp14">
   <w:footnote w:type="separator" w:id="-1">
     <w:p>
       <w:pPr>
@@ -1594,7 +1692,7 @@
 </file>
 
 <file path=word/numbering.xml><?xml version="1.0" encoding="utf-8"?>
-<w:numbering xmlns:wpc="http://schemas.microsoft.com/office/word/2010/wordprocessingCanvas" xmlns:cx="http://schemas.microsoft.com/office/drawing/2014/chartex" xmlns:cx1="http://schemas.microsoft.com/office/drawing/2015/9/8/chartex" xmlns:cx2="http://schemas.microsoft.com/office/drawing/2015/10/21/chartex" xmlns:cx3="http://schemas.microsoft.com/office/drawing/2016/5/9/chartex" xmlns:cx4="http://schemas.microsoft.com/office/drawing/2016/5/10/chartex" xmlns:cx5="http://schemas.microsoft.com/office/drawing/2016/5/11/chartex" xmlns:cx6="http://schemas.microsoft.com/office/drawing/2016/5/12/chartex" xmlns:cx7="http://schemas.microsoft.com/office/drawing/2016/5/13/chartex" xmlns:cx8="http://schemas.microsoft.com/office/drawing/2016/5/14/chartex" xmlns:mc="http://schemas.openxmlformats.org/markup-compatibility/2006" xmlns:aink="http://schemas.microsoft.com/office/drawing/2016/ink" xmlns:am3d="http://schemas.microsoft.com/office/drawing/2017/model3d" xmlns:o="urn:schemas-microsoft-com:office:office" xmlns:oel="http://schemas.microsoft.com/office/2019/extlst" xmlns:r="http://schemas.openxmlformats.org/officeDocument/2006/relationships" xmlns:m="http://schemas.openxmlformats.org/officeDocument/2006/math" xmlns:v="urn:schemas-microsoft-com:vml" xmlns:wp14="http://schemas.microsoft.com/office/word/2010/wordprocessingDrawing" xmlns:wp="http://schemas.openxmlformats.org/drawingml/2006/wordprocessingDrawing" xmlns:w10="urn:schemas-microsoft-com:office:word" xmlns:w="http://schemas.openxmlformats.org/wordprocessingml/2006/main" xmlns:w14="http://schemas.microsoft.com/office/word/2010/wordml" xmlns:w15="http://schemas.microsoft.com/office/word/2012/wordml" xmlns:w16cex="http://schemas.microsoft.com/office/word/2018/wordml/cex" xmlns:w16cid="http://schemas.microsoft.com/office/word/2016/wordml/cid" xmlns:w16="http://schemas.microsoft.com/office/word/2018/wordml" xmlns:w16du="http://schemas.microsoft.com/office/word/2023/wordml/word16du" xmlns:w16sdtdh="http://schemas.microsoft.com/office/word/2020/wordml/sdtdatahash" xmlns:w16sdtfl="http://schemas.microsoft.com/office/word/2024/wordml/sdtformatlock" xmlns:w16se="http://schemas.microsoft.com/office/word/2015/wordml/symex" xmlns:wpg="http://schemas.microsoft.com/office/word/2010/wordprocessingGroup" xmlns:wpi="http://schemas.microsoft.com/office/word/2010/wordprocessingInk" xmlns:wne="http://schemas.microsoft.com/office/word/2006/wordml" xmlns:wps="http://schemas.microsoft.com/office/word/2010/wordprocessingShape" mc:Ignorable="w14 w15 w16se w16cid w16 w16cex w16sdtdh w16sdtfl w16du wp14">
+<w:numbering xmlns:wpc="http://schemas.microsoft.com/office/word/2010/wordprocessingCanvas" xmlns:cx="http://schemas.microsoft.com/office/drawing/2014/chartex" xmlns:cx1="http://schemas.microsoft.com/office/drawing/2015/9/8/chartex" xmlns:cx2="http://schemas.microsoft.com/office/drawing/2015/10/21/chartex" xmlns:cx3="http://schemas.microsoft.com/office/drawing/2016/5/9/chartex" xmlns:cx4="http://schemas.microsoft.com/office/drawing/2016/5/10/chartex" xmlns:cx5="http://schemas.microsoft.com/office/drawing/2016/5/11/chartex" xmlns:cx6="http://schemas.microsoft.com/office/drawing/2016/5/12/chartex" xmlns:cx7="http://schemas.microsoft.com/office/drawing/2016/5/13/chartex" xmlns:cx8="http://schemas.microsoft.com/office/drawing/2016/5/14/chartex" xmlns:mc="http://schemas.openxmlformats.org/markup-compatibility/2006" xmlns:m="http://schemas.openxmlformats.org/officeDocument/2006/math" xmlns:aink="http://schemas.microsoft.com/office/drawing/2016/ink" xmlns:am3d="http://schemas.microsoft.com/office/drawing/2017/model3d" xmlns:oel="http://schemas.microsoft.com/office/2019/extlst" xmlns:r="http://schemas.openxmlformats.org/officeDocument/2006/relationships" xmlns:wp14="http://schemas.microsoft.com/office/word/2010/wordprocessingDrawing" xmlns:wp="http://schemas.openxmlformats.org/drawingml/2006/wordprocessingDrawing" xmlns:wpg="http://schemas.microsoft.com/office/word/2010/wordprocessingGroup" xmlns:wpi="http://schemas.microsoft.com/office/word/2010/wordprocessingInk" xmlns:wps="http://schemas.microsoft.com/office/word/2010/wordprocessingShape" xmlns:o="urn:schemas-microsoft-com:office:office" xmlns:v="urn:schemas-microsoft-com:vml" xmlns:w10="urn:schemas-microsoft-com:office:word" xmlns:w="http://schemas.openxmlformats.org/wordprocessingml/2006/main" xmlns:w14="http://schemas.microsoft.com/office/word/2010/wordml" xmlns:w15="http://schemas.microsoft.com/office/word/2012/wordml" xmlns:w16cei="http://schemas.microsoft.com/office/word/2026/wordml/cei" xmlns:w16cex="http://schemas.microsoft.com/office/word/2018/wordml/cex" xmlns:w16cid="http://schemas.microsoft.com/office/word/2016/wordml/cid" xmlns:w16="http://schemas.microsoft.com/office/word/2018/wordml" xmlns:w16sdtdh="http://schemas.microsoft.com/office/word/2020/wordml/sdtdatahash" xmlns:w16sdtfl="http://schemas.microsoft.com/office/word/2024/wordml/sdtformatlock" xmlns:w16se="http://schemas.microsoft.com/office/word/2015/wordml/symex" xmlns:w16du="http://schemas.microsoft.com/office/word/2023/wordml/word16du" xmlns:wne="http://schemas.microsoft.com/office/word/2006/wordml" mc:Ignorable="w14 w15 w16se w16cid w16 w16cex w16sdtdh w16sdtfl w16du wp14">
   <w:abstractNum w:abstractNumId="0" w15:restartNumberingAfterBreak="0">
     <w:nsid w:val="FFFFFF7C"/>
     <w:multiLevelType w:val="singleLevel"/>
@@ -1772,11 +1870,10 @@
   <w:abstractNum w:abstractNumId="9" w15:restartNumberingAfterBreak="0">
     <w:nsid w:val="FFFFFF89"/>
     <w:multiLevelType w:val="singleLevel"/>
-    <w:tmpl w:val="A54E45AC"/>
+    <w:tmpl w:val="21505300"/>
     <w:lvl w:ilvl="0">
       <w:start w:val="1"/>
       <w:numFmt w:val="bullet"/>
-      <w:pStyle w:val="ListBullet"/>
       <w:lvlText w:val="·"/>
       <w:lvlJc w:val="left"/>
       <w:pPr>
@@ -3223,7 +3320,7 @@
 </file>
 
 <file path=word/styles.xml><?xml version="1.0" encoding="utf-8"?>
-<w:styles xmlns:mc="http://schemas.openxmlformats.org/markup-compatibility/2006" xmlns:r="http://schemas.openxmlformats.org/officeDocument/2006/relationships" xmlns:w="http://schemas.openxmlformats.org/wordprocessingml/2006/main" xmlns:w14="http://schemas.microsoft.com/office/word/2010/wordml" xmlns:w15="http://schemas.microsoft.com/office/word/2012/wordml" xmlns:w16cex="http://schemas.microsoft.com/office/word/2018/wordml/cex" xmlns:w16cid="http://schemas.microsoft.com/office/word/2016/wordml/cid" xmlns:w16="http://schemas.microsoft.com/office/word/2018/wordml" xmlns:w16du="http://schemas.microsoft.com/office/word/2023/wordml/word16du" xmlns:w16sdtdh="http://schemas.microsoft.com/office/word/2020/wordml/sdtdatahash" xmlns:w16sdtfl="http://schemas.microsoft.com/office/word/2024/wordml/sdtformatlock" xmlns:w16se="http://schemas.microsoft.com/office/word/2015/wordml/symex" mc:Ignorable="w14 w15 w16se w16cid w16 w16cex w16sdtdh w16sdtfl w16du">
+<w:styles xmlns:mc="http://schemas.openxmlformats.org/markup-compatibility/2006" xmlns:r="http://schemas.openxmlformats.org/officeDocument/2006/relationships" xmlns:w="http://schemas.openxmlformats.org/wordprocessingml/2006/main" xmlns:w14="http://schemas.microsoft.com/office/word/2010/wordml" xmlns:w15="http://schemas.microsoft.com/office/word/2012/wordml" xmlns:w16cex="http://schemas.microsoft.com/office/word/2018/wordml/cex" xmlns:w16cid="http://schemas.microsoft.com/office/word/2016/wordml/cid" xmlns:w16="http://schemas.microsoft.com/office/word/2018/wordml" xmlns:w16sdtdh="http://schemas.microsoft.com/office/word/2020/wordml/sdtdatahash" xmlns:w16sdtfl="http://schemas.microsoft.com/office/word/2024/wordml/sdtformatlock" xmlns:w16se="http://schemas.microsoft.com/office/word/2015/wordml/symex" xmlns:w16du="http://schemas.microsoft.com/office/word/2023/wordml/word16du" mc:Ignorable="w14 w15 w16se w16cid w16 w16cex w16sdtdh w16sdtfl w16du">
   <w:docDefaults>
     <w:rPrDefault>
       <w:rPr>
@@ -3621,7 +3718,10 @@
   <w:style w:type="paragraph" w:default="1" w:styleId="Normal">
     <w:name w:val="Normal"/>
     <w:qFormat/>
-    <w:rsid w:val="00D56207"/>
+    <w:rsid w:val="00EE2B63"/>
+    <w:rPr>
+      <w:sz w:val="20"/>
+    </w:rPr>
   </w:style>
   <w:style w:type="paragraph" w:styleId="Heading1">
     <w:name w:val="heading 1"/>
@@ -3827,6 +3927,7 @@
   <w:style w:type="character" w:default="1" w:styleId="DefaultParagraphFont">
     <w:name w:val="Default Paragraph Font"/>
     <w:uiPriority w:val="1"/>
+    <w:semiHidden/>
     <w:unhideWhenUsed/>
   </w:style>
   <w:style w:type="table" w:default="1" w:styleId="TableNormal">
@@ -28622,7 +28723,7 @@
 </file>
 
 <file path=word/glossary/document.xml><?xml version="1.0" encoding="utf-8"?>
-<w:glossaryDocument xmlns:wpc="http://schemas.microsoft.com/office/word/2010/wordprocessingCanvas" xmlns:cx="http://schemas.microsoft.com/office/drawing/2014/chartex" xmlns:cx1="http://schemas.microsoft.com/office/drawing/2015/9/8/chartex" xmlns:cx2="http://schemas.microsoft.com/office/drawing/2015/10/21/chartex" xmlns:cx3="http://schemas.microsoft.com/office/drawing/2016/5/9/chartex" xmlns:cx4="http://schemas.microsoft.com/office/drawing/2016/5/10/chartex" xmlns:cx5="http://schemas.microsoft.com/office/drawing/2016/5/11/chartex" xmlns:cx6="http://schemas.microsoft.com/office/drawing/2016/5/12/chartex" xmlns:cx7="http://schemas.microsoft.com/office/drawing/2016/5/13/chartex" xmlns:cx8="http://schemas.microsoft.com/office/drawing/2016/5/14/chartex" xmlns:mc="http://schemas.openxmlformats.org/markup-compatibility/2006" xmlns:aink="http://schemas.microsoft.com/office/drawing/2016/ink" xmlns:am3d="http://schemas.microsoft.com/office/drawing/2017/model3d" xmlns:o="urn:schemas-microsoft-com:office:office" xmlns:oel="http://schemas.microsoft.com/office/2019/extlst" xmlns:r="http://schemas.openxmlformats.org/officeDocument/2006/relationships" xmlns:m="http://schemas.openxmlformats.org/officeDocument/2006/math" xmlns:v="urn:schemas-microsoft-com:vml" xmlns:wp14="http://schemas.microsoft.com/office/word/2010/wordprocessingDrawing" xmlns:wp="http://schemas.openxmlformats.org/drawingml/2006/wordprocessingDrawing" xmlns:w10="urn:schemas-microsoft-com:office:word" xmlns:w="http://schemas.openxmlformats.org/wordprocessingml/2006/main" xmlns:w14="http://schemas.microsoft.com/office/word/2010/wordml" xmlns:w15="http://schemas.microsoft.com/office/word/2012/wordml" xmlns:w16cex="http://schemas.microsoft.com/office/word/2018/wordml/cex" xmlns:w16cid="http://schemas.microsoft.com/office/word/2016/wordml/cid" xmlns:w16="http://schemas.microsoft.com/office/word/2018/wordml" xmlns:w16du="http://schemas.microsoft.com/office/word/2023/wordml/word16du" xmlns:w16sdtdh="http://schemas.microsoft.com/office/word/2020/wordml/sdtdatahash" xmlns:w16sdtfl="http://schemas.microsoft.com/office/word/2024/wordml/sdtformatlock" xmlns:w16se="http://schemas.microsoft.com/office/word/2015/wordml/symex" xmlns:wpg="http://schemas.microsoft.com/office/word/2010/wordprocessingGroup" xmlns:wpi="http://schemas.microsoft.com/office/word/2010/wordprocessingInk" xmlns:wne="http://schemas.microsoft.com/office/word/2006/wordml" xmlns:wps="http://schemas.microsoft.com/office/word/2010/wordprocessingShape" mc:Ignorable="w14 w15 w16se w16cid w16 w16cex w16sdtdh w16sdtfl w16du wp14">
+<w:glossaryDocument xmlns:wpc="http://schemas.microsoft.com/office/word/2010/wordprocessingCanvas" xmlns:cx="http://schemas.microsoft.com/office/drawing/2014/chartex" xmlns:cx1="http://schemas.microsoft.com/office/drawing/2015/9/8/chartex" xmlns:cx2="http://schemas.microsoft.com/office/drawing/2015/10/21/chartex" xmlns:cx3="http://schemas.microsoft.com/office/drawing/2016/5/9/chartex" xmlns:cx4="http://schemas.microsoft.com/office/drawing/2016/5/10/chartex" xmlns:cx5="http://schemas.microsoft.com/office/drawing/2016/5/11/chartex" xmlns:cx6="http://schemas.microsoft.com/office/drawing/2016/5/12/chartex" xmlns:cx7="http://schemas.microsoft.com/office/drawing/2016/5/13/chartex" xmlns:cx8="http://schemas.microsoft.com/office/drawing/2016/5/14/chartex" xmlns:mc="http://schemas.openxmlformats.org/markup-compatibility/2006" xmlns:m="http://schemas.openxmlformats.org/officeDocument/2006/math" xmlns:aink="http://schemas.microsoft.com/office/drawing/2016/ink" xmlns:am3d="http://schemas.microsoft.com/office/drawing/2017/model3d" xmlns:oel="http://schemas.microsoft.com/office/2019/extlst" xmlns:r="http://schemas.openxmlformats.org/officeDocument/2006/relationships" xmlns:wp14="http://schemas.microsoft.com/office/word/2010/wordprocessingDrawing" xmlns:wp="http://schemas.openxmlformats.org/drawingml/2006/wordprocessingDrawing" xmlns:wpg="http://schemas.microsoft.com/office/word/2010/wordprocessingGroup" xmlns:wpi="http://schemas.microsoft.com/office/word/2010/wordprocessingInk" xmlns:wps="http://schemas.microsoft.com/office/word/2010/wordprocessingShape" xmlns:o="urn:schemas-microsoft-com:office:office" xmlns:v="urn:schemas-microsoft-com:vml" xmlns:w10="urn:schemas-microsoft-com:office:word" xmlns:w="http://schemas.openxmlformats.org/wordprocessingml/2006/main" xmlns:w14="http://schemas.microsoft.com/office/word/2010/wordml" xmlns:w15="http://schemas.microsoft.com/office/word/2012/wordml" xmlns:w16cei="http://schemas.microsoft.com/office/word/2026/wordml/cei" xmlns:w16cex="http://schemas.microsoft.com/office/word/2018/wordml/cex" xmlns:w16cid="http://schemas.microsoft.com/office/word/2016/wordml/cid" xmlns:w16="http://schemas.microsoft.com/office/word/2018/wordml" xmlns:w16sdtdh="http://schemas.microsoft.com/office/word/2020/wordml/sdtdatahash" xmlns:w16sdtfl="http://schemas.microsoft.com/office/word/2024/wordml/sdtformatlock" xmlns:w16se="http://schemas.microsoft.com/office/word/2015/wordml/symex" xmlns:w16du="http://schemas.microsoft.com/office/word/2023/wordml/word16du" xmlns:wne="http://schemas.microsoft.com/office/word/2006/wordml" mc:Ignorable="w14 w15 w16se w16cid w16 w16cex w16sdtdh w16sdtfl w16du wp14">
   <w:docParts>
     <w:docPart>
       <w:docPartPr>
@@ -28681,7 +28782,7 @@
 </file>
 
 <file path=word/glossary/fontTable.xml><?xml version="1.0" encoding="utf-8"?>
-<w:fonts xmlns:mc="http://schemas.openxmlformats.org/markup-compatibility/2006" xmlns:r="http://schemas.openxmlformats.org/officeDocument/2006/relationships" xmlns:w="http://schemas.openxmlformats.org/wordprocessingml/2006/main" xmlns:w14="http://schemas.microsoft.com/office/word/2010/wordml" xmlns:w15="http://schemas.microsoft.com/office/word/2012/wordml" xmlns:w16cex="http://schemas.microsoft.com/office/word/2018/wordml/cex" xmlns:w16cid="http://schemas.microsoft.com/office/word/2016/wordml/cid" xmlns:w16="http://schemas.microsoft.com/office/word/2018/wordml" xmlns:w16du="http://schemas.microsoft.com/office/word/2023/wordml/word16du" xmlns:w16sdtdh="http://schemas.microsoft.com/office/word/2020/wordml/sdtdatahash" xmlns:w16sdtfl="http://schemas.microsoft.com/office/word/2024/wordml/sdtformatlock" xmlns:w16se="http://schemas.microsoft.com/office/word/2015/wordml/symex" mc:Ignorable="w14 w15 w16se w16cid w16 w16cex w16sdtdh w16sdtfl w16du">
+<w:fonts xmlns:mc="http://schemas.openxmlformats.org/markup-compatibility/2006" xmlns:r="http://schemas.openxmlformats.org/officeDocument/2006/relationships" xmlns:w="http://schemas.openxmlformats.org/wordprocessingml/2006/main" xmlns:w14="http://schemas.microsoft.com/office/word/2010/wordml" xmlns:w15="http://schemas.microsoft.com/office/word/2012/wordml" xmlns:w16cex="http://schemas.microsoft.com/office/word/2018/wordml/cex" xmlns:w16cid="http://schemas.microsoft.com/office/word/2016/wordml/cid" xmlns:w16="http://schemas.microsoft.com/office/word/2018/wordml" xmlns:w16sdtdh="http://schemas.microsoft.com/office/word/2020/wordml/sdtdatahash" xmlns:w16sdtfl="http://schemas.microsoft.com/office/word/2024/wordml/sdtformatlock" xmlns:w16se="http://schemas.microsoft.com/office/word/2015/wordml/symex" xmlns:w16du="http://schemas.microsoft.com/office/word/2023/wordml/word16du" mc:Ignorable="w14 w15 w16se w16cid w16 w16cex w16sdtdh w16sdtfl w16du">
   <w:font w:name="Symbol">
     <w:panose1 w:val="05050102010706020507"/>
     <w:charset w:val="02"/>
@@ -28765,7 +28866,7 @@
 </file>
 
 <file path=word/glossary/settings.xml><?xml version="1.0" encoding="utf-8"?>
-<w:settings xmlns:mc="http://schemas.openxmlformats.org/markup-compatibility/2006" xmlns:o="urn:schemas-microsoft-com:office:office" xmlns:r="http://schemas.openxmlformats.org/officeDocument/2006/relationships" xmlns:m="http://schemas.openxmlformats.org/officeDocument/2006/math" xmlns:v="urn:schemas-microsoft-com:vml" xmlns:w10="urn:schemas-microsoft-com:office:word" xmlns:w="http://schemas.openxmlformats.org/wordprocessingml/2006/main" xmlns:w14="http://schemas.microsoft.com/office/word/2010/wordml" xmlns:w15="http://schemas.microsoft.com/office/word/2012/wordml" xmlns:w16cex="http://schemas.microsoft.com/office/word/2018/wordml/cex" xmlns:w16cid="http://schemas.microsoft.com/office/word/2016/wordml/cid" xmlns:w16="http://schemas.microsoft.com/office/word/2018/wordml" xmlns:w16du="http://schemas.microsoft.com/office/word/2023/wordml/word16du" xmlns:w16sdtdh="http://schemas.microsoft.com/office/word/2020/wordml/sdtdatahash" xmlns:w16sdtfl="http://schemas.microsoft.com/office/word/2024/wordml/sdtformatlock" xmlns:w16se="http://schemas.microsoft.com/office/word/2015/wordml/symex" xmlns:sl="http://schemas.openxmlformats.org/schemaLibrary/2006/main" mc:Ignorable="w14 w15 w16se w16cid w16 w16cex w16sdtdh w16sdtfl w16du">
+<w:settings xmlns:mc="http://schemas.openxmlformats.org/markup-compatibility/2006" xmlns:m="http://schemas.openxmlformats.org/officeDocument/2006/math" xmlns:r="http://schemas.openxmlformats.org/officeDocument/2006/relationships" xmlns:sl="http://schemas.openxmlformats.org/schemaLibrary/2006/main" xmlns:o="urn:schemas-microsoft-com:office:office" xmlns:v="urn:schemas-microsoft-com:vml" xmlns:w10="urn:schemas-microsoft-com:office:word" xmlns:w="http://schemas.openxmlformats.org/wordprocessingml/2006/main" xmlns:w14="http://schemas.microsoft.com/office/word/2010/wordml" xmlns:w15="http://schemas.microsoft.com/office/word/2012/wordml" xmlns:w16cex="http://schemas.microsoft.com/office/word/2018/wordml/cex" xmlns:w16cid="http://schemas.microsoft.com/office/word/2016/wordml/cid" xmlns:w16="http://schemas.microsoft.com/office/word/2018/wordml" xmlns:w16sdtdh="http://schemas.microsoft.com/office/word/2020/wordml/sdtdatahash" xmlns:w16sdtfl="http://schemas.microsoft.com/office/word/2024/wordml/sdtformatlock" xmlns:w16se="http://schemas.microsoft.com/office/word/2015/wordml/symex" xmlns:w16du="http://schemas.microsoft.com/office/word/2023/wordml/word16du" mc:Ignorable="w14 w15 w16se w16cid w16 w16cex w16sdtdh w16sdtfl w16du">
   <w:view w:val="normal"/>
   <w:defaultTabStop w:val="720"/>
   <w:characterSpacingControl w:val="doNotCompress"/>
@@ -28780,16 +28881,21 @@
   </w:compat>
   <w:rsids>
     <w:rsidRoot w:val="00CE609C"/>
+    <w:rsid w:val="001C2ED6"/>
+    <w:rsid w:val="002542EC"/>
     <w:rsid w:val="00293BC5"/>
     <w:rsid w:val="003C444B"/>
     <w:rsid w:val="00465BA4"/>
     <w:rsid w:val="0059563A"/>
+    <w:rsid w:val="006A2373"/>
     <w:rsid w:val="00792138"/>
     <w:rsid w:val="007E368B"/>
+    <w:rsid w:val="00830E47"/>
     <w:rsid w:val="008C6756"/>
     <w:rsid w:val="009A0EC1"/>
     <w:rsid w:val="009A308F"/>
     <w:rsid w:val="00C56774"/>
+    <w:rsid w:val="00CC12AA"/>
     <w:rsid w:val="00CE609C"/>
     <w:rsid w:val="00CE7D6F"/>
     <w:rsid w:val="00E75D1D"/>
@@ -28819,7 +28925,7 @@
 </file>
 
 <file path=word/glossary/styles.xml><?xml version="1.0" encoding="utf-8"?>
-<w:styles xmlns:mc="http://schemas.openxmlformats.org/markup-compatibility/2006" xmlns:r="http://schemas.openxmlformats.org/officeDocument/2006/relationships" xmlns:w="http://schemas.openxmlformats.org/wordprocessingml/2006/main" xmlns:w14="http://schemas.microsoft.com/office/word/2010/wordml" xmlns:w15="http://schemas.microsoft.com/office/word/2012/wordml" xmlns:w16cex="http://schemas.microsoft.com/office/word/2018/wordml/cex" xmlns:w16cid="http://schemas.microsoft.com/office/word/2016/wordml/cid" xmlns:w16="http://schemas.microsoft.com/office/word/2018/wordml" xmlns:w16du="http://schemas.microsoft.com/office/word/2023/wordml/word16du" xmlns:w16sdtdh="http://schemas.microsoft.com/office/word/2020/wordml/sdtdatahash" xmlns:w16sdtfl="http://schemas.microsoft.com/office/word/2024/wordml/sdtformatlock" xmlns:w16se="http://schemas.microsoft.com/office/word/2015/wordml/symex" mc:Ignorable="w14 w15 w16se w16cid w16 w16cex w16sdtdh w16sdtfl w16du">
+<w:styles xmlns:mc="http://schemas.openxmlformats.org/markup-compatibility/2006" xmlns:r="http://schemas.openxmlformats.org/officeDocument/2006/relationships" xmlns:w="http://schemas.openxmlformats.org/wordprocessingml/2006/main" xmlns:w14="http://schemas.microsoft.com/office/word/2010/wordml" xmlns:w15="http://schemas.microsoft.com/office/word/2012/wordml" xmlns:w16cex="http://schemas.microsoft.com/office/word/2018/wordml/cex" xmlns:w16cid="http://schemas.microsoft.com/office/word/2016/wordml/cid" xmlns:w16="http://schemas.microsoft.com/office/word/2018/wordml" xmlns:w16sdtdh="http://schemas.microsoft.com/office/word/2020/wordml/sdtdatahash" xmlns:w16sdtfl="http://schemas.microsoft.com/office/word/2024/wordml/sdtformatlock" xmlns:w16se="http://schemas.microsoft.com/office/word/2015/wordml/symex" xmlns:w16du="http://schemas.microsoft.com/office/word/2023/wordml/word16du" mc:Ignorable="w14 w15 w16se w16cid w16 w16cex w16sdtdh w16sdtfl w16du">
   <w:docDefaults>
     <w:rPrDefault>
       <w:rPr>
@@ -29255,7 +29361,7 @@
 </file>
 
 <file path=word/glossary/webSettings.xml><?xml version="1.0" encoding="utf-8"?>
-<w:webSettings xmlns:mc="http://schemas.openxmlformats.org/markup-compatibility/2006" xmlns:r="http://schemas.openxmlformats.org/officeDocument/2006/relationships" xmlns:w="http://schemas.openxmlformats.org/wordprocessingml/2006/main" xmlns:w14="http://schemas.microsoft.com/office/word/2010/wordml" xmlns:w15="http://schemas.microsoft.com/office/word/2012/wordml" xmlns:w16cex="http://schemas.microsoft.com/office/word/2018/wordml/cex" xmlns:w16cid="http://schemas.microsoft.com/office/word/2016/wordml/cid" xmlns:w16="http://schemas.microsoft.com/office/word/2018/wordml" xmlns:w16du="http://schemas.microsoft.com/office/word/2023/wordml/word16du" xmlns:w16sdtdh="http://schemas.microsoft.com/office/word/2020/wordml/sdtdatahash" xmlns:w16sdtfl="http://schemas.microsoft.com/office/word/2024/wordml/sdtformatlock" xmlns:w16se="http://schemas.microsoft.com/office/word/2015/wordml/symex" mc:Ignorable="w14 w15 w16se w16cid w16 w16cex w16sdtdh w16sdtfl w16du">
+<w:webSettings xmlns:mc="http://schemas.openxmlformats.org/markup-compatibility/2006" xmlns:r="http://schemas.openxmlformats.org/officeDocument/2006/relationships" xmlns:w="http://schemas.openxmlformats.org/wordprocessingml/2006/main" xmlns:w14="http://schemas.microsoft.com/office/word/2010/wordml" xmlns:w15="http://schemas.microsoft.com/office/word/2012/wordml" xmlns:w16cex="http://schemas.microsoft.com/office/word/2018/wordml/cex" xmlns:w16cid="http://schemas.microsoft.com/office/word/2016/wordml/cid" xmlns:w16="http://schemas.microsoft.com/office/word/2018/wordml" xmlns:w16sdtdh="http://schemas.microsoft.com/office/word/2020/wordml/sdtdatahash" xmlns:w16sdtfl="http://schemas.microsoft.com/office/word/2024/wordml/sdtformatlock" xmlns:w16se="http://schemas.microsoft.com/office/word/2015/wordml/symex" xmlns:w16du="http://schemas.microsoft.com/office/word/2023/wordml/word16du" mc:Ignorable="w14 w15 w16se w16cid w16 w16cex w16sdtdh w16sdtfl w16du">
   <w:optimizeForBrowser/>
   <w:allowPNG/>
 </w:webSettings>
